--- a/StreamApi/StreamExample2.docx
+++ b/StreamApi/StreamExample2.docx
@@ -9,327 +9,1004 @@
           <w:ilvl w:val="0"/>
           <w:numId w:val="2"/>
         </w:numPr>
-      </w:pPr>
-      <w:r>
+        <w:rPr>
+          <w:rFonts w:ascii="Times New Roman" w:hAnsi="Times New Roman" w:cs="Times New Roman"/>
+          <w:sz w:val="24"/>
+          <w:szCs w:val="24"/>
+        </w:rPr>
+      </w:pPr>
+      <w:r>
+        <w:rPr>
+          <w:rFonts w:ascii="Times New Roman" w:hAnsi="Times New Roman" w:cs="Times New Roman"/>
+          <w:sz w:val="24"/>
+          <w:szCs w:val="24"/>
+        </w:rPr>
         <w:t xml:space="preserve">First </w:t>
       </w:r>
       <w:proofErr w:type="spellStart"/>
       <w:r>
+        <w:rPr>
+          <w:rFonts w:ascii="Times New Roman" w:hAnsi="Times New Roman" w:cs="Times New Roman"/>
+          <w:sz w:val="24"/>
+          <w:szCs w:val="24"/>
+        </w:rPr>
         <w:t>exmple</w:t>
       </w:r>
       <w:proofErr w:type="spellEnd"/>
     </w:p>
     <w:p>
-      <w:r>
+      <w:pPr>
+        <w:rPr>
+          <w:rFonts w:ascii="Times New Roman" w:hAnsi="Times New Roman" w:cs="Times New Roman"/>
+          <w:sz w:val="24"/>
+          <w:szCs w:val="24"/>
+        </w:rPr>
+      </w:pPr>
+      <w:r>
+        <w:rPr>
+          <w:rFonts w:ascii="Times New Roman" w:hAnsi="Times New Roman" w:cs="Times New Roman"/>
+          <w:sz w:val="24"/>
+          <w:szCs w:val="24"/>
+        </w:rPr>
         <w:t xml:space="preserve">import </w:t>
       </w:r>
       <w:proofErr w:type="spellStart"/>
       <w:r>
+        <w:rPr>
+          <w:rFonts w:ascii="Times New Roman" w:hAnsi="Times New Roman" w:cs="Times New Roman"/>
+          <w:sz w:val="24"/>
+          <w:szCs w:val="24"/>
+        </w:rPr>
         <w:t>java.util</w:t>
       </w:r>
       <w:proofErr w:type="spellEnd"/>
       <w:r>
+        <w:rPr>
+          <w:rFonts w:ascii="Times New Roman" w:hAnsi="Times New Roman" w:cs="Times New Roman"/>
+          <w:sz w:val="24"/>
+          <w:szCs w:val="24"/>
+        </w:rPr>
         <w:t>.*;</w:t>
       </w:r>
     </w:p>
     <w:p>
-      <w:r>
+      <w:pPr>
+        <w:rPr>
+          <w:rFonts w:ascii="Times New Roman" w:hAnsi="Times New Roman" w:cs="Times New Roman"/>
+          <w:sz w:val="24"/>
+          <w:szCs w:val="24"/>
+        </w:rPr>
+      </w:pPr>
+      <w:r>
+        <w:rPr>
+          <w:rFonts w:ascii="Times New Roman" w:hAnsi="Times New Roman" w:cs="Times New Roman"/>
+          <w:sz w:val="24"/>
+          <w:szCs w:val="24"/>
+        </w:rPr>
         <w:t xml:space="preserve">import </w:t>
       </w:r>
       <w:proofErr w:type="spellStart"/>
       <w:proofErr w:type="gramStart"/>
       <w:r>
+        <w:rPr>
+          <w:rFonts w:ascii="Times New Roman" w:hAnsi="Times New Roman" w:cs="Times New Roman"/>
+          <w:sz w:val="24"/>
+          <w:szCs w:val="24"/>
+        </w:rPr>
         <w:t>java.util</w:t>
       </w:r>
       <w:proofErr w:type="gramEnd"/>
       <w:r>
-        <w:t>.stream</w:t>
+        <w:rPr>
+          <w:rFonts w:ascii="Times New Roman" w:hAnsi="Times New Roman" w:cs="Times New Roman"/>
+          <w:sz w:val="24"/>
+          <w:szCs w:val="24"/>
+        </w:rPr>
+        <w:t>.</w:t>
+      </w:r>
+      <w:proofErr w:type="gramStart"/>
+      <w:r>
+        <w:rPr>
+          <w:rFonts w:ascii="Times New Roman" w:hAnsi="Times New Roman" w:cs="Times New Roman"/>
+          <w:sz w:val="24"/>
+          <w:szCs w:val="24"/>
+        </w:rPr>
+        <w:t>stream</w:t>
       </w:r>
       <w:proofErr w:type="spellEnd"/>
       <w:r>
-        <w:t>.*;</w:t>
-      </w:r>
-    </w:p>
-    <w:p>
-      <w:r>
+        <w:rPr>
+          <w:rFonts w:ascii="Times New Roman" w:hAnsi="Times New Roman" w:cs="Times New Roman"/>
+          <w:sz w:val="24"/>
+          <w:szCs w:val="24"/>
+        </w:rPr>
+        <w:t>.*</w:t>
+      </w:r>
+      <w:proofErr w:type="gramEnd"/>
+      <w:r>
+        <w:rPr>
+          <w:rFonts w:ascii="Times New Roman" w:hAnsi="Times New Roman" w:cs="Times New Roman"/>
+          <w:sz w:val="24"/>
+          <w:szCs w:val="24"/>
+        </w:rPr>
+        <w:t>;</w:t>
+      </w:r>
+    </w:p>
+    <w:p>
+      <w:pPr>
+        <w:rPr>
+          <w:rFonts w:ascii="Times New Roman" w:hAnsi="Times New Roman" w:cs="Times New Roman"/>
+          <w:sz w:val="24"/>
+          <w:szCs w:val="24"/>
+        </w:rPr>
+      </w:pPr>
+      <w:r>
+        <w:rPr>
+          <w:rFonts w:ascii="Times New Roman" w:hAnsi="Times New Roman" w:cs="Times New Roman"/>
+          <w:sz w:val="24"/>
+          <w:szCs w:val="24"/>
+        </w:rPr>
         <w:t xml:space="preserve">import </w:t>
       </w:r>
       <w:proofErr w:type="spellStart"/>
       <w:proofErr w:type="gramStart"/>
       <w:r>
+        <w:rPr>
+          <w:rFonts w:ascii="Times New Roman" w:hAnsi="Times New Roman" w:cs="Times New Roman"/>
+          <w:sz w:val="24"/>
+          <w:szCs w:val="24"/>
+        </w:rPr>
         <w:t>java.util</w:t>
       </w:r>
       <w:proofErr w:type="gramEnd"/>
       <w:r>
-        <w:t>.function</w:t>
+        <w:rPr>
+          <w:rFonts w:ascii="Times New Roman" w:hAnsi="Times New Roman" w:cs="Times New Roman"/>
+          <w:sz w:val="24"/>
+          <w:szCs w:val="24"/>
+        </w:rPr>
+        <w:t>.</w:t>
+      </w:r>
+      <w:proofErr w:type="gramStart"/>
+      <w:r>
+        <w:rPr>
+          <w:rFonts w:ascii="Times New Roman" w:hAnsi="Times New Roman" w:cs="Times New Roman"/>
+          <w:sz w:val="24"/>
+          <w:szCs w:val="24"/>
+        </w:rPr>
+        <w:t>function</w:t>
       </w:r>
       <w:proofErr w:type="spellEnd"/>
       <w:r>
-        <w:t>.*;</w:t>
-      </w:r>
-    </w:p>
-    <w:p>
-      <w:r>
+        <w:rPr>
+          <w:rFonts w:ascii="Times New Roman" w:hAnsi="Times New Roman" w:cs="Times New Roman"/>
+          <w:sz w:val="24"/>
+          <w:szCs w:val="24"/>
+        </w:rPr>
+        <w:t>.*</w:t>
+      </w:r>
+      <w:proofErr w:type="gramEnd"/>
+      <w:r>
+        <w:rPr>
+          <w:rFonts w:ascii="Times New Roman" w:hAnsi="Times New Roman" w:cs="Times New Roman"/>
+          <w:sz w:val="24"/>
+          <w:szCs w:val="24"/>
+        </w:rPr>
+        <w:t>;</w:t>
+      </w:r>
+    </w:p>
+    <w:p>
+      <w:pPr>
+        <w:rPr>
+          <w:rFonts w:ascii="Times New Roman" w:hAnsi="Times New Roman" w:cs="Times New Roman"/>
+          <w:sz w:val="24"/>
+          <w:szCs w:val="24"/>
+        </w:rPr>
+      </w:pPr>
+      <w:r>
+        <w:rPr>
+          <w:rFonts w:ascii="Times New Roman" w:hAnsi="Times New Roman" w:cs="Times New Roman"/>
+          <w:sz w:val="24"/>
+          <w:szCs w:val="24"/>
+        </w:rPr>
         <w:t xml:space="preserve">import </w:t>
       </w:r>
       <w:proofErr w:type="spellStart"/>
       <w:proofErr w:type="gramStart"/>
       <w:r>
+        <w:rPr>
+          <w:rFonts w:ascii="Times New Roman" w:hAnsi="Times New Roman" w:cs="Times New Roman"/>
+          <w:sz w:val="24"/>
+          <w:szCs w:val="24"/>
+        </w:rPr>
         <w:t>java.util</w:t>
       </w:r>
       <w:proofErr w:type="gramEnd"/>
       <w:r>
+        <w:rPr>
+          <w:rFonts w:ascii="Times New Roman" w:hAnsi="Times New Roman" w:cs="Times New Roman"/>
+          <w:sz w:val="24"/>
+          <w:szCs w:val="24"/>
+        </w:rPr>
         <w:t>.Comparator</w:t>
       </w:r>
       <w:proofErr w:type="spellEnd"/>
       <w:r>
+        <w:rPr>
+          <w:rFonts w:ascii="Times New Roman" w:hAnsi="Times New Roman" w:cs="Times New Roman"/>
+          <w:sz w:val="24"/>
+          <w:szCs w:val="24"/>
+        </w:rPr>
         <w:t>;</w:t>
       </w:r>
     </w:p>
-    <w:p/>
-    <w:p>
-      <w:r>
+    <w:p>
+      <w:pPr>
+        <w:rPr>
+          <w:rFonts w:ascii="Times New Roman" w:hAnsi="Times New Roman" w:cs="Times New Roman"/>
+          <w:sz w:val="24"/>
+          <w:szCs w:val="24"/>
+        </w:rPr>
+      </w:pPr>
+    </w:p>
+    <w:p>
+      <w:pPr>
+        <w:rPr>
+          <w:rFonts w:ascii="Times New Roman" w:hAnsi="Times New Roman" w:cs="Times New Roman"/>
+          <w:sz w:val="24"/>
+          <w:szCs w:val="24"/>
+        </w:rPr>
+      </w:pPr>
+      <w:r>
+        <w:rPr>
+          <w:rFonts w:ascii="Times New Roman" w:hAnsi="Times New Roman" w:cs="Times New Roman"/>
+          <w:sz w:val="24"/>
+          <w:szCs w:val="24"/>
+        </w:rPr>
         <w:t>class Person {</w:t>
       </w:r>
     </w:p>
     <w:p>
-      <w:r>
+      <w:pPr>
+        <w:rPr>
+          <w:rFonts w:ascii="Times New Roman" w:hAnsi="Times New Roman" w:cs="Times New Roman"/>
+          <w:sz w:val="24"/>
+          <w:szCs w:val="24"/>
+        </w:rPr>
+      </w:pPr>
+      <w:r>
+        <w:rPr>
+          <w:rFonts w:ascii="Times New Roman" w:hAnsi="Times New Roman" w:cs="Times New Roman"/>
+          <w:sz w:val="24"/>
+          <w:szCs w:val="24"/>
+        </w:rPr>
         <w:t>    private String name;</w:t>
       </w:r>
     </w:p>
     <w:p>
-      <w:r>
+      <w:pPr>
+        <w:rPr>
+          <w:rFonts w:ascii="Times New Roman" w:hAnsi="Times New Roman" w:cs="Times New Roman"/>
+          <w:sz w:val="24"/>
+          <w:szCs w:val="24"/>
+        </w:rPr>
+      </w:pPr>
+      <w:r>
+        <w:rPr>
+          <w:rFonts w:ascii="Times New Roman" w:hAnsi="Times New Roman" w:cs="Times New Roman"/>
+          <w:sz w:val="24"/>
+          <w:szCs w:val="24"/>
+        </w:rPr>
         <w:t>    private int age;</w:t>
       </w:r>
     </w:p>
-    <w:p/>
-    <w:p>
-      <w:r>
+    <w:p>
+      <w:pPr>
+        <w:rPr>
+          <w:rFonts w:ascii="Times New Roman" w:hAnsi="Times New Roman" w:cs="Times New Roman"/>
+          <w:sz w:val="24"/>
+          <w:szCs w:val="24"/>
+        </w:rPr>
+      </w:pPr>
+    </w:p>
+    <w:p>
+      <w:pPr>
+        <w:rPr>
+          <w:rFonts w:ascii="Times New Roman" w:hAnsi="Times New Roman" w:cs="Times New Roman"/>
+          <w:sz w:val="24"/>
+          <w:szCs w:val="24"/>
+        </w:rPr>
+      </w:pPr>
+      <w:r>
+        <w:rPr>
+          <w:rFonts w:ascii="Times New Roman" w:hAnsi="Times New Roman" w:cs="Times New Roman"/>
+          <w:sz w:val="24"/>
+          <w:szCs w:val="24"/>
+        </w:rPr>
         <w:t xml:space="preserve">    public </w:t>
       </w:r>
       <w:proofErr w:type="gramStart"/>
       <w:r>
+        <w:rPr>
+          <w:rFonts w:ascii="Times New Roman" w:hAnsi="Times New Roman" w:cs="Times New Roman"/>
+          <w:sz w:val="24"/>
+          <w:szCs w:val="24"/>
+        </w:rPr>
         <w:t>Person(</w:t>
       </w:r>
       <w:proofErr w:type="gramEnd"/>
       <w:r>
+        <w:rPr>
+          <w:rFonts w:ascii="Times New Roman" w:hAnsi="Times New Roman" w:cs="Times New Roman"/>
+          <w:sz w:val="24"/>
+          <w:szCs w:val="24"/>
+        </w:rPr>
         <w:t>String name, int age) {</w:t>
       </w:r>
     </w:p>
     <w:p>
-      <w:r>
+      <w:pPr>
+        <w:rPr>
+          <w:rFonts w:ascii="Times New Roman" w:hAnsi="Times New Roman" w:cs="Times New Roman"/>
+          <w:sz w:val="24"/>
+          <w:szCs w:val="24"/>
+        </w:rPr>
+      </w:pPr>
+      <w:r>
+        <w:rPr>
+          <w:rFonts w:ascii="Times New Roman" w:hAnsi="Times New Roman" w:cs="Times New Roman"/>
+          <w:sz w:val="24"/>
+          <w:szCs w:val="24"/>
+        </w:rPr>
         <w:t>        this.name = name;</w:t>
       </w:r>
     </w:p>
     <w:p>
-      <w:r>
+      <w:pPr>
+        <w:rPr>
+          <w:rFonts w:ascii="Times New Roman" w:hAnsi="Times New Roman" w:cs="Times New Roman"/>
+          <w:sz w:val="24"/>
+          <w:szCs w:val="24"/>
+        </w:rPr>
+      </w:pPr>
+      <w:r>
+        <w:rPr>
+          <w:rFonts w:ascii="Times New Roman" w:hAnsi="Times New Roman" w:cs="Times New Roman"/>
+          <w:sz w:val="24"/>
+          <w:szCs w:val="24"/>
+        </w:rPr>
         <w:t xml:space="preserve">        </w:t>
       </w:r>
       <w:proofErr w:type="spellStart"/>
       <w:r>
+        <w:rPr>
+          <w:rFonts w:ascii="Times New Roman" w:hAnsi="Times New Roman" w:cs="Times New Roman"/>
+          <w:sz w:val="24"/>
+          <w:szCs w:val="24"/>
+        </w:rPr>
         <w:t>this.age</w:t>
       </w:r>
       <w:proofErr w:type="spellEnd"/>
       <w:r>
+        <w:rPr>
+          <w:rFonts w:ascii="Times New Roman" w:hAnsi="Times New Roman" w:cs="Times New Roman"/>
+          <w:sz w:val="24"/>
+          <w:szCs w:val="24"/>
+        </w:rPr>
         <w:t xml:space="preserve"> = age;</w:t>
       </w:r>
     </w:p>
     <w:p>
-      <w:r>
+      <w:pPr>
+        <w:rPr>
+          <w:rFonts w:ascii="Times New Roman" w:hAnsi="Times New Roman" w:cs="Times New Roman"/>
+          <w:sz w:val="24"/>
+          <w:szCs w:val="24"/>
+        </w:rPr>
+      </w:pPr>
+      <w:r>
+        <w:rPr>
+          <w:rFonts w:ascii="Times New Roman" w:hAnsi="Times New Roman" w:cs="Times New Roman"/>
+          <w:sz w:val="24"/>
+          <w:szCs w:val="24"/>
+        </w:rPr>
         <w:t>    }</w:t>
       </w:r>
     </w:p>
-    <w:p/>
-    <w:p>
-      <w:r>
+    <w:p>
+      <w:pPr>
+        <w:rPr>
+          <w:rFonts w:ascii="Times New Roman" w:hAnsi="Times New Roman" w:cs="Times New Roman"/>
+          <w:sz w:val="24"/>
+          <w:szCs w:val="24"/>
+        </w:rPr>
+      </w:pPr>
+    </w:p>
+    <w:p>
+      <w:pPr>
+        <w:rPr>
+          <w:rFonts w:ascii="Times New Roman" w:hAnsi="Times New Roman" w:cs="Times New Roman"/>
+          <w:sz w:val="24"/>
+          <w:szCs w:val="24"/>
+        </w:rPr>
+      </w:pPr>
+      <w:r>
+        <w:rPr>
+          <w:rFonts w:ascii="Times New Roman" w:hAnsi="Times New Roman" w:cs="Times New Roman"/>
+          <w:sz w:val="24"/>
+          <w:szCs w:val="24"/>
+        </w:rPr>
         <w:t xml:space="preserve">    public String </w:t>
       </w:r>
       <w:proofErr w:type="spellStart"/>
       <w:proofErr w:type="gramStart"/>
       <w:r>
+        <w:rPr>
+          <w:rFonts w:ascii="Times New Roman" w:hAnsi="Times New Roman" w:cs="Times New Roman"/>
+          <w:sz w:val="24"/>
+          <w:szCs w:val="24"/>
+        </w:rPr>
         <w:t>getName</w:t>
       </w:r>
       <w:proofErr w:type="spellEnd"/>
       <w:r>
+        <w:rPr>
+          <w:rFonts w:ascii="Times New Roman" w:hAnsi="Times New Roman" w:cs="Times New Roman"/>
+          <w:sz w:val="24"/>
+          <w:szCs w:val="24"/>
+        </w:rPr>
         <w:t>(</w:t>
       </w:r>
       <w:proofErr w:type="gramEnd"/>
       <w:r>
-        <w:t>) { return name; }</w:t>
-      </w:r>
-    </w:p>
-    <w:p>
-      <w:r>
+        <w:rPr>
+          <w:rFonts w:ascii="Times New Roman" w:hAnsi="Times New Roman" w:cs="Times New Roman"/>
+          <w:sz w:val="24"/>
+          <w:szCs w:val="24"/>
+        </w:rPr>
+        <w:t xml:space="preserve">) </w:t>
+      </w:r>
+      <w:proofErr w:type="gramStart"/>
+      <w:r>
+        <w:rPr>
+          <w:rFonts w:ascii="Times New Roman" w:hAnsi="Times New Roman" w:cs="Times New Roman"/>
+          <w:sz w:val="24"/>
+          <w:szCs w:val="24"/>
+        </w:rPr>
+        <w:t>{ return</w:t>
+      </w:r>
+      <w:proofErr w:type="gramEnd"/>
+      <w:r>
+        <w:rPr>
+          <w:rFonts w:ascii="Times New Roman" w:hAnsi="Times New Roman" w:cs="Times New Roman"/>
+          <w:sz w:val="24"/>
+          <w:szCs w:val="24"/>
+        </w:rPr>
+        <w:t xml:space="preserve"> name</w:t>
+      </w:r>
+      <w:proofErr w:type="gramStart"/>
+      <w:r>
+        <w:rPr>
+          <w:rFonts w:ascii="Times New Roman" w:hAnsi="Times New Roman" w:cs="Times New Roman"/>
+          <w:sz w:val="24"/>
+          <w:szCs w:val="24"/>
+        </w:rPr>
+        <w:t>; }</w:t>
+      </w:r>
+      <w:proofErr w:type="gramEnd"/>
+    </w:p>
+    <w:p>
+      <w:pPr>
+        <w:rPr>
+          <w:rFonts w:ascii="Times New Roman" w:hAnsi="Times New Roman" w:cs="Times New Roman"/>
+          <w:sz w:val="24"/>
+          <w:szCs w:val="24"/>
+        </w:rPr>
+      </w:pPr>
+      <w:r>
+        <w:rPr>
+          <w:rFonts w:ascii="Times New Roman" w:hAnsi="Times New Roman" w:cs="Times New Roman"/>
+          <w:sz w:val="24"/>
+          <w:szCs w:val="24"/>
+        </w:rPr>
         <w:t xml:space="preserve">    public int </w:t>
       </w:r>
       <w:proofErr w:type="spellStart"/>
       <w:proofErr w:type="gramStart"/>
       <w:r>
+        <w:rPr>
+          <w:rFonts w:ascii="Times New Roman" w:hAnsi="Times New Roman" w:cs="Times New Roman"/>
+          <w:sz w:val="24"/>
+          <w:szCs w:val="24"/>
+        </w:rPr>
         <w:t>getAge</w:t>
       </w:r>
       <w:proofErr w:type="spellEnd"/>
       <w:r>
+        <w:rPr>
+          <w:rFonts w:ascii="Times New Roman" w:hAnsi="Times New Roman" w:cs="Times New Roman"/>
+          <w:sz w:val="24"/>
+          <w:szCs w:val="24"/>
+        </w:rPr>
         <w:t>(</w:t>
       </w:r>
       <w:proofErr w:type="gramEnd"/>
       <w:r>
-        <w:t>) { return age; }</w:t>
-      </w:r>
-    </w:p>
-    <w:p/>
-    <w:p>
-      <w:r>
+        <w:rPr>
+          <w:rFonts w:ascii="Times New Roman" w:hAnsi="Times New Roman" w:cs="Times New Roman"/>
+          <w:sz w:val="24"/>
+          <w:szCs w:val="24"/>
+        </w:rPr>
+        <w:t xml:space="preserve">) </w:t>
+      </w:r>
+      <w:proofErr w:type="gramStart"/>
+      <w:r>
+        <w:rPr>
+          <w:rFonts w:ascii="Times New Roman" w:hAnsi="Times New Roman" w:cs="Times New Roman"/>
+          <w:sz w:val="24"/>
+          <w:szCs w:val="24"/>
+        </w:rPr>
+        <w:t>{ return</w:t>
+      </w:r>
+      <w:proofErr w:type="gramEnd"/>
+      <w:r>
+        <w:rPr>
+          <w:rFonts w:ascii="Times New Roman" w:hAnsi="Times New Roman" w:cs="Times New Roman"/>
+          <w:sz w:val="24"/>
+          <w:szCs w:val="24"/>
+        </w:rPr>
+        <w:t xml:space="preserve"> age</w:t>
+      </w:r>
+      <w:proofErr w:type="gramStart"/>
+      <w:r>
+        <w:rPr>
+          <w:rFonts w:ascii="Times New Roman" w:hAnsi="Times New Roman" w:cs="Times New Roman"/>
+          <w:sz w:val="24"/>
+          <w:szCs w:val="24"/>
+        </w:rPr>
+        <w:t>; }</w:t>
+      </w:r>
+      <w:proofErr w:type="gramEnd"/>
+    </w:p>
+    <w:p>
+      <w:pPr>
+        <w:rPr>
+          <w:rFonts w:ascii="Times New Roman" w:hAnsi="Times New Roman" w:cs="Times New Roman"/>
+          <w:sz w:val="24"/>
+          <w:szCs w:val="24"/>
+        </w:rPr>
+      </w:pPr>
+    </w:p>
+    <w:p>
+      <w:pPr>
+        <w:rPr>
+          <w:rFonts w:ascii="Times New Roman" w:hAnsi="Times New Roman" w:cs="Times New Roman"/>
+          <w:sz w:val="24"/>
+          <w:szCs w:val="24"/>
+        </w:rPr>
+      </w:pPr>
+      <w:r>
+        <w:rPr>
+          <w:rFonts w:ascii="Times New Roman" w:hAnsi="Times New Roman" w:cs="Times New Roman"/>
+          <w:sz w:val="24"/>
+          <w:szCs w:val="24"/>
+        </w:rPr>
         <w:t xml:space="preserve">    public String </w:t>
       </w:r>
       <w:proofErr w:type="spellStart"/>
       <w:proofErr w:type="gramStart"/>
       <w:r>
+        <w:rPr>
+          <w:rFonts w:ascii="Times New Roman" w:hAnsi="Times New Roman" w:cs="Times New Roman"/>
+          <w:sz w:val="24"/>
+          <w:szCs w:val="24"/>
+        </w:rPr>
         <w:t>toString</w:t>
       </w:r>
       <w:proofErr w:type="spellEnd"/>
       <w:r>
+        <w:rPr>
+          <w:rFonts w:ascii="Times New Roman" w:hAnsi="Times New Roman" w:cs="Times New Roman"/>
+          <w:sz w:val="24"/>
+          <w:szCs w:val="24"/>
+        </w:rPr>
         <w:t>(</w:t>
       </w:r>
       <w:proofErr w:type="gramEnd"/>
       <w:r>
+        <w:rPr>
+          <w:rFonts w:ascii="Times New Roman" w:hAnsi="Times New Roman" w:cs="Times New Roman"/>
+          <w:sz w:val="24"/>
+          <w:szCs w:val="24"/>
+        </w:rPr>
         <w:t>) {</w:t>
       </w:r>
     </w:p>
     <w:p>
-      <w:r>
+      <w:pPr>
+        <w:rPr>
+          <w:rFonts w:ascii="Times New Roman" w:hAnsi="Times New Roman" w:cs="Times New Roman"/>
+          <w:sz w:val="24"/>
+          <w:szCs w:val="24"/>
+        </w:rPr>
+      </w:pPr>
+      <w:r>
+        <w:rPr>
+          <w:rFonts w:ascii="Times New Roman" w:hAnsi="Times New Roman" w:cs="Times New Roman"/>
+          <w:sz w:val="24"/>
+          <w:szCs w:val="24"/>
+        </w:rPr>
         <w:t>        return name + " (" + age + ")";</w:t>
       </w:r>
     </w:p>
     <w:p>
-      <w:r>
+      <w:pPr>
+        <w:rPr>
+          <w:rFonts w:ascii="Times New Roman" w:hAnsi="Times New Roman" w:cs="Times New Roman"/>
+          <w:sz w:val="24"/>
+          <w:szCs w:val="24"/>
+        </w:rPr>
+      </w:pPr>
+      <w:r>
+        <w:rPr>
+          <w:rFonts w:ascii="Times New Roman" w:hAnsi="Times New Roman" w:cs="Times New Roman"/>
+          <w:sz w:val="24"/>
+          <w:szCs w:val="24"/>
+        </w:rPr>
         <w:t>    }</w:t>
       </w:r>
     </w:p>
     <w:p>
-      <w:r>
+      <w:pPr>
+        <w:rPr>
+          <w:rFonts w:ascii="Times New Roman" w:hAnsi="Times New Roman" w:cs="Times New Roman"/>
+          <w:sz w:val="24"/>
+          <w:szCs w:val="24"/>
+        </w:rPr>
+      </w:pPr>
+      <w:r>
+        <w:rPr>
+          <w:rFonts w:ascii="Times New Roman" w:hAnsi="Times New Roman" w:cs="Times New Roman"/>
+          <w:sz w:val="24"/>
+          <w:szCs w:val="24"/>
+        </w:rPr>
         <w:t>}</w:t>
       </w:r>
     </w:p>
-    <w:p/>
-    <w:p>
-      <w:r>
+    <w:p>
+      <w:pPr>
+        <w:rPr>
+          <w:rFonts w:ascii="Times New Roman" w:hAnsi="Times New Roman" w:cs="Times New Roman"/>
+          <w:sz w:val="24"/>
+          <w:szCs w:val="24"/>
+        </w:rPr>
+      </w:pPr>
+    </w:p>
+    <w:p>
+      <w:pPr>
+        <w:rPr>
+          <w:rFonts w:ascii="Times New Roman" w:hAnsi="Times New Roman" w:cs="Times New Roman"/>
+          <w:sz w:val="24"/>
+          <w:szCs w:val="24"/>
+        </w:rPr>
+      </w:pPr>
+      <w:r>
+        <w:rPr>
+          <w:rFonts w:ascii="Times New Roman" w:hAnsi="Times New Roman" w:cs="Times New Roman"/>
+          <w:sz w:val="24"/>
+          <w:szCs w:val="24"/>
+        </w:rPr>
         <w:t xml:space="preserve">public class </w:t>
       </w:r>
       <w:proofErr w:type="spellStart"/>
       <w:r>
+        <w:rPr>
+          <w:rFonts w:ascii="Times New Roman" w:hAnsi="Times New Roman" w:cs="Times New Roman"/>
+          <w:sz w:val="24"/>
+          <w:szCs w:val="24"/>
+        </w:rPr>
         <w:t>AdvancedStreamExample</w:t>
       </w:r>
       <w:proofErr w:type="spellEnd"/>
       <w:r>
+        <w:rPr>
+          <w:rFonts w:ascii="Times New Roman" w:hAnsi="Times New Roman" w:cs="Times New Roman"/>
+          <w:sz w:val="24"/>
+          <w:szCs w:val="24"/>
+        </w:rPr>
         <w:t xml:space="preserve"> {</w:t>
       </w:r>
     </w:p>
     <w:p>
-      <w:r>
+      <w:pPr>
+        <w:rPr>
+          <w:rFonts w:ascii="Times New Roman" w:hAnsi="Times New Roman" w:cs="Times New Roman"/>
+          <w:sz w:val="24"/>
+          <w:szCs w:val="24"/>
+        </w:rPr>
+      </w:pPr>
+      <w:r>
+        <w:rPr>
+          <w:rFonts w:ascii="Times New Roman" w:hAnsi="Times New Roman" w:cs="Times New Roman"/>
+          <w:sz w:val="24"/>
+          <w:szCs w:val="24"/>
+        </w:rPr>
         <w:t xml:space="preserve">    public static void </w:t>
       </w:r>
       <w:proofErr w:type="gramStart"/>
       <w:r>
-        <w:t>main(</w:t>
+        <w:rPr>
+          <w:rFonts w:ascii="Times New Roman" w:hAnsi="Times New Roman" w:cs="Times New Roman"/>
+          <w:sz w:val="24"/>
+          <w:szCs w:val="24"/>
+        </w:rPr>
+        <w:t>main(String[</w:t>
       </w:r>
       <w:proofErr w:type="gramEnd"/>
       <w:r>
-        <w:t xml:space="preserve">String[] </w:t>
+        <w:rPr>
+          <w:rFonts w:ascii="Times New Roman" w:hAnsi="Times New Roman" w:cs="Times New Roman"/>
+          <w:sz w:val="24"/>
+          <w:szCs w:val="24"/>
+        </w:rPr>
+        <w:t xml:space="preserve">] </w:t>
       </w:r>
       <w:proofErr w:type="spellStart"/>
       <w:r>
+        <w:rPr>
+          <w:rFonts w:ascii="Times New Roman" w:hAnsi="Times New Roman" w:cs="Times New Roman"/>
+          <w:sz w:val="24"/>
+          <w:szCs w:val="24"/>
+        </w:rPr>
         <w:t>args</w:t>
       </w:r>
       <w:proofErr w:type="spellEnd"/>
       <w:r>
+        <w:rPr>
+          <w:rFonts w:ascii="Times New Roman" w:hAnsi="Times New Roman" w:cs="Times New Roman"/>
+          <w:sz w:val="24"/>
+          <w:szCs w:val="24"/>
+        </w:rPr>
         <w:t>) {</w:t>
       </w:r>
     </w:p>
     <w:p>
-      <w:r>
+      <w:pPr>
+        <w:rPr>
+          <w:rFonts w:ascii="Times New Roman" w:hAnsi="Times New Roman" w:cs="Times New Roman"/>
+          <w:sz w:val="24"/>
+          <w:szCs w:val="24"/>
+        </w:rPr>
+      </w:pPr>
+      <w:r>
+        <w:rPr>
+          <w:rFonts w:ascii="Times New Roman" w:hAnsi="Times New Roman" w:cs="Times New Roman"/>
+          <w:sz w:val="24"/>
+          <w:szCs w:val="24"/>
+        </w:rPr>
         <w:t xml:space="preserve">        List&lt;Person&gt; people = </w:t>
       </w:r>
       <w:proofErr w:type="spellStart"/>
       <w:r>
+        <w:rPr>
+          <w:rFonts w:ascii="Times New Roman" w:hAnsi="Times New Roman" w:cs="Times New Roman"/>
+          <w:sz w:val="24"/>
+          <w:szCs w:val="24"/>
+        </w:rPr>
         <w:t>Arrays.asList</w:t>
       </w:r>
       <w:proofErr w:type="spellEnd"/>
       <w:r>
+        <w:rPr>
+          <w:rFonts w:ascii="Times New Roman" w:hAnsi="Times New Roman" w:cs="Times New Roman"/>
+          <w:sz w:val="24"/>
+          <w:szCs w:val="24"/>
+        </w:rPr>
         <w:t>(</w:t>
       </w:r>
     </w:p>
     <w:p>
-      <w:r>
+      <w:pPr>
+        <w:rPr>
+          <w:rFonts w:ascii="Times New Roman" w:hAnsi="Times New Roman" w:cs="Times New Roman"/>
+          <w:sz w:val="24"/>
+          <w:szCs w:val="24"/>
+        </w:rPr>
+      </w:pPr>
+      <w:r>
+        <w:rPr>
+          <w:rFonts w:ascii="Times New Roman" w:hAnsi="Times New Roman" w:cs="Times New Roman"/>
+          <w:sz w:val="24"/>
+          <w:szCs w:val="24"/>
+        </w:rPr>
         <w:t xml:space="preserve">            new </w:t>
       </w:r>
       <w:proofErr w:type="gramStart"/>
       <w:r>
+        <w:rPr>
+          <w:rFonts w:ascii="Times New Roman" w:hAnsi="Times New Roman" w:cs="Times New Roman"/>
+          <w:sz w:val="24"/>
+          <w:szCs w:val="24"/>
+        </w:rPr>
         <w:t>Person(</w:t>
       </w:r>
       <w:proofErr w:type="gramEnd"/>
       <w:r>
+        <w:rPr>
+          <w:rFonts w:ascii="Times New Roman" w:hAnsi="Times New Roman" w:cs="Times New Roman"/>
+          <w:sz w:val="24"/>
+          <w:szCs w:val="24"/>
+        </w:rPr>
         <w:t>"ABC", 30),</w:t>
       </w:r>
     </w:p>
     <w:p>
-      <w:r>
+      <w:pPr>
+        <w:rPr>
+          <w:rFonts w:ascii="Times New Roman" w:hAnsi="Times New Roman" w:cs="Times New Roman"/>
+          <w:sz w:val="24"/>
+          <w:szCs w:val="24"/>
+        </w:rPr>
+      </w:pPr>
+      <w:r>
+        <w:rPr>
+          <w:rFonts w:ascii="Times New Roman" w:hAnsi="Times New Roman" w:cs="Times New Roman"/>
+          <w:sz w:val="24"/>
+          <w:szCs w:val="24"/>
+        </w:rPr>
         <w:t xml:space="preserve">            new </w:t>
       </w:r>
       <w:proofErr w:type="gramStart"/>
       <w:r>
+        <w:rPr>
+          <w:rFonts w:ascii="Times New Roman" w:hAnsi="Times New Roman" w:cs="Times New Roman"/>
+          <w:sz w:val="24"/>
+          <w:szCs w:val="24"/>
+        </w:rPr>
         <w:t>Person(</w:t>
       </w:r>
       <w:proofErr w:type="gramEnd"/>
       <w:r>
+        <w:rPr>
+          <w:rFonts w:ascii="Times New Roman" w:hAnsi="Times New Roman" w:cs="Times New Roman"/>
+          <w:sz w:val="24"/>
+          <w:szCs w:val="24"/>
+        </w:rPr>
         <w:t>"PQR", 20),</w:t>
       </w:r>
     </w:p>
     <w:p>
-      <w:r>
+      <w:pPr>
+        <w:rPr>
+          <w:rFonts w:ascii="Times New Roman" w:hAnsi="Times New Roman" w:cs="Times New Roman"/>
+          <w:sz w:val="24"/>
+          <w:szCs w:val="24"/>
+        </w:rPr>
+      </w:pPr>
+      <w:r>
+        <w:rPr>
+          <w:rFonts w:ascii="Times New Roman" w:hAnsi="Times New Roman" w:cs="Times New Roman"/>
+          <w:sz w:val="24"/>
+          <w:szCs w:val="24"/>
+        </w:rPr>
         <w:t xml:space="preserve">            new </w:t>
       </w:r>
       <w:proofErr w:type="gramStart"/>
       <w:r>
+        <w:rPr>
+          <w:rFonts w:ascii="Times New Roman" w:hAnsi="Times New Roman" w:cs="Times New Roman"/>
+          <w:sz w:val="24"/>
+          <w:szCs w:val="24"/>
+        </w:rPr>
         <w:t>Person(</w:t>
       </w:r>
       <w:proofErr w:type="gramEnd"/>
       <w:r>
+        <w:rPr>
+          <w:rFonts w:ascii="Times New Roman" w:hAnsi="Times New Roman" w:cs="Times New Roman"/>
+          <w:sz w:val="24"/>
+          <w:szCs w:val="24"/>
+        </w:rPr>
         <w:t>"XYZ", 25),</w:t>
       </w:r>
     </w:p>
     <w:p>
-      <w:r>
+      <w:pPr>
+        <w:rPr>
+          <w:rFonts w:ascii="Times New Roman" w:hAnsi="Times New Roman" w:cs="Times New Roman"/>
+          <w:sz w:val="24"/>
+          <w:szCs w:val="24"/>
+        </w:rPr>
+      </w:pPr>
+      <w:r>
+        <w:rPr>
+          <w:rFonts w:ascii="Times New Roman" w:hAnsi="Times New Roman" w:cs="Times New Roman"/>
+          <w:sz w:val="24"/>
+          <w:szCs w:val="24"/>
+        </w:rPr>
         <w:t xml:space="preserve">            new </w:t>
       </w:r>
       <w:proofErr w:type="gramStart"/>
       <w:r>
+        <w:rPr>
+          <w:rFonts w:ascii="Times New Roman" w:hAnsi="Times New Roman" w:cs="Times New Roman"/>
+          <w:sz w:val="24"/>
+          <w:szCs w:val="24"/>
+        </w:rPr>
         <w:t>Person(</w:t>
       </w:r>
       <w:proofErr w:type="gramEnd"/>
       <w:r>
+        <w:rPr>
+          <w:rFonts w:ascii="Times New Roman" w:hAnsi="Times New Roman" w:cs="Times New Roman"/>
+          <w:sz w:val="24"/>
+          <w:szCs w:val="24"/>
+        </w:rPr>
         <w:t>"LMN", 18),</w:t>
       </w:r>
     </w:p>
     <w:p>
-      <w:r>
+      <w:pPr>
+        <w:rPr>
+          <w:rFonts w:ascii="Times New Roman" w:hAnsi="Times New Roman" w:cs="Times New Roman"/>
+          <w:sz w:val="24"/>
+          <w:szCs w:val="24"/>
+        </w:rPr>
+      </w:pPr>
+      <w:r>
+        <w:rPr>
+          <w:rFonts w:ascii="Times New Roman" w:hAnsi="Times New Roman" w:cs="Times New Roman"/>
+          <w:sz w:val="24"/>
+          <w:szCs w:val="24"/>
+        </w:rPr>
+        <w:lastRenderedPageBreak/>
         <w:t xml:space="preserve">            new </w:t>
       </w:r>
       <w:proofErr w:type="gramStart"/>
       <w:r>
+        <w:rPr>
+          <w:rFonts w:ascii="Times New Roman" w:hAnsi="Times New Roman" w:cs="Times New Roman"/>
+          <w:sz w:val="24"/>
+          <w:szCs w:val="24"/>
+        </w:rPr>
         <w:t>Person(</w:t>
       </w:r>
       <w:proofErr w:type="gramEnd"/>
       <w:r>
+        <w:rPr>
+          <w:rFonts w:ascii="Times New Roman" w:hAnsi="Times New Roman" w:cs="Times New Roman"/>
+          <w:sz w:val="24"/>
+          <w:szCs w:val="24"/>
+        </w:rPr>
         <w:t>"DMQ", 30)</w:t>
       </w:r>
     </w:p>
     <w:p>
-      <w:r>
-        <w:lastRenderedPageBreak/>
+      <w:pPr>
+        <w:rPr>
+          <w:rFonts w:ascii="Times New Roman" w:hAnsi="Times New Roman" w:cs="Times New Roman"/>
+          <w:sz w:val="24"/>
+          <w:szCs w:val="24"/>
+        </w:rPr>
+      </w:pPr>
+      <w:r>
+        <w:rPr>
+          <w:rFonts w:ascii="Times New Roman" w:hAnsi="Times New Roman" w:cs="Times New Roman"/>
+          <w:sz w:val="24"/>
+          <w:szCs w:val="24"/>
+        </w:rPr>
         <w:t>        );</w:t>
       </w:r>
     </w:p>
-    <w:p/>
+    <w:p>
+      <w:pPr>
+        <w:rPr>
+          <w:rFonts w:ascii="Times New Roman" w:hAnsi="Times New Roman" w:cs="Times New Roman"/>
+          <w:sz w:val="24"/>
+          <w:szCs w:val="24"/>
+        </w:rPr>
+      </w:pPr>
+    </w:p>
     <w:p>
       <w:pPr>
         <w:pStyle w:val="ListParagraph"/>
@@ -337,8 +1014,18 @@
           <w:ilvl w:val="0"/>
           <w:numId w:val="1"/>
         </w:numPr>
-      </w:pPr>
-      <w:r>
+        <w:rPr>
+          <w:rFonts w:ascii="Times New Roman" w:hAnsi="Times New Roman" w:cs="Times New Roman"/>
+          <w:sz w:val="24"/>
+          <w:szCs w:val="24"/>
+        </w:rPr>
+      </w:pPr>
+      <w:r>
+        <w:rPr>
+          <w:rFonts w:ascii="Times New Roman" w:hAnsi="Times New Roman" w:cs="Times New Roman"/>
+          <w:sz w:val="24"/>
+          <w:szCs w:val="24"/>
+        </w:rPr>
         <w:t>MAP: Get a list of names</w:t>
       </w:r>
     </w:p>
@@ -349,8 +1036,18 @@
           <w:ilvl w:val="0"/>
           <w:numId w:val="1"/>
         </w:numPr>
-      </w:pPr>
-      <w:r>
+        <w:rPr>
+          <w:rFonts w:ascii="Times New Roman" w:hAnsi="Times New Roman" w:cs="Times New Roman"/>
+          <w:sz w:val="24"/>
+          <w:szCs w:val="24"/>
+        </w:rPr>
+      </w:pPr>
+      <w:r>
+        <w:rPr>
+          <w:rFonts w:ascii="Times New Roman" w:hAnsi="Times New Roman" w:cs="Times New Roman"/>
+          <w:sz w:val="24"/>
+          <w:szCs w:val="24"/>
+        </w:rPr>
         <w:t xml:space="preserve"> FILTER: People over 21</w:t>
       </w:r>
     </w:p>
@@ -361,8 +1058,18 @@
           <w:ilvl w:val="0"/>
           <w:numId w:val="1"/>
         </w:numPr>
-      </w:pPr>
-      <w:r>
+        <w:rPr>
+          <w:rFonts w:ascii="Times New Roman" w:hAnsi="Times New Roman" w:cs="Times New Roman"/>
+          <w:sz w:val="24"/>
+          <w:szCs w:val="24"/>
+        </w:rPr>
+      </w:pPr>
+      <w:r>
+        <w:rPr>
+          <w:rFonts w:ascii="Times New Roman" w:hAnsi="Times New Roman" w:cs="Times New Roman"/>
+          <w:sz w:val="24"/>
+          <w:szCs w:val="24"/>
+        </w:rPr>
         <w:t>SORTED: Sort by age</w:t>
       </w:r>
     </w:p>
@@ -373,8 +1080,18 @@
           <w:ilvl w:val="0"/>
           <w:numId w:val="1"/>
         </w:numPr>
-      </w:pPr>
-      <w:r>
+        <w:rPr>
+          <w:rFonts w:ascii="Times New Roman" w:hAnsi="Times New Roman" w:cs="Times New Roman"/>
+          <w:sz w:val="24"/>
+          <w:szCs w:val="24"/>
+        </w:rPr>
+      </w:pPr>
+      <w:r>
+        <w:rPr>
+          <w:rFonts w:ascii="Times New Roman" w:hAnsi="Times New Roman" w:cs="Times New Roman"/>
+          <w:sz w:val="24"/>
+          <w:szCs w:val="24"/>
+        </w:rPr>
         <w:t>GROUPING BY AGE</w:t>
       </w:r>
     </w:p>
@@ -385,8 +1102,18 @@
           <w:ilvl w:val="0"/>
           <w:numId w:val="1"/>
         </w:numPr>
-      </w:pPr>
-      <w:r>
+        <w:rPr>
+          <w:rFonts w:ascii="Times New Roman" w:hAnsi="Times New Roman" w:cs="Times New Roman"/>
+          <w:sz w:val="24"/>
+          <w:szCs w:val="24"/>
+        </w:rPr>
+      </w:pPr>
+      <w:r>
+        <w:rPr>
+          <w:rFonts w:ascii="Times New Roman" w:hAnsi="Times New Roman" w:cs="Times New Roman"/>
+          <w:sz w:val="24"/>
+          <w:szCs w:val="24"/>
+        </w:rPr>
         <w:t>Sum of all ages</w:t>
       </w:r>
     </w:p>
@@ -397,523 +1124,872 @@
           <w:ilvl w:val="0"/>
           <w:numId w:val="1"/>
         </w:numPr>
-      </w:pPr>
-      <w:r>
+        <w:rPr>
+          <w:rFonts w:ascii="Times New Roman" w:hAnsi="Times New Roman" w:cs="Times New Roman"/>
+          <w:sz w:val="24"/>
+          <w:szCs w:val="24"/>
+        </w:rPr>
+      </w:pPr>
+      <w:r>
+        <w:rPr>
+          <w:rFonts w:ascii="Times New Roman" w:hAnsi="Times New Roman" w:cs="Times New Roman"/>
+          <w:sz w:val="24"/>
+          <w:szCs w:val="24"/>
+        </w:rPr>
         <w:t>FIND FIRST person over 25</w:t>
       </w:r>
     </w:p>
     <w:p>
       <w:pPr>
         <w:ind w:left="396"/>
+        <w:rPr>
+          <w:rFonts w:ascii="Times New Roman" w:hAnsi="Times New Roman" w:cs="Times New Roman"/>
+          <w:sz w:val="24"/>
+          <w:szCs w:val="24"/>
+        </w:rPr>
       </w:pPr>
     </w:p>
     <w:p>
       <w:pPr>
         <w:ind w:left="396"/>
+        <w:rPr>
+          <w:rFonts w:ascii="Times New Roman" w:hAnsi="Times New Roman" w:cs="Times New Roman"/>
+          <w:sz w:val="24"/>
+          <w:szCs w:val="24"/>
+        </w:rPr>
       </w:pPr>
     </w:p>
     <w:p>
       <w:pPr>
         <w:ind w:left="396"/>
         <w:rPr>
-          <w:rFonts w:ascii="Consolas" w:eastAsia="Times New Roman" w:hAnsi="Consolas" w:cs="Times New Roman"/>
+          <w:rFonts w:ascii="Times New Roman" w:eastAsia="Times New Roman" w:hAnsi="Times New Roman" w:cs="Times New Roman"/>
           <w:color w:val="569CD6"/>
           <w:kern w:val="0"/>
-          <w:sz w:val="21"/>
-          <w:szCs w:val="21"/>
-          <w:lang w:eastAsia="en-IN"/>
-          <w14:ligatures w14:val="none"/>
-        </w:rPr>
-      </w:pPr>
-      <w:r>
+          <w:lang w:eastAsia="en-IN"/>
+          <w14:ligatures w14:val="none"/>
+        </w:rPr>
+      </w:pPr>
+      <w:r>
+        <w:rPr>
+          <w:rFonts w:ascii="Times New Roman" w:hAnsi="Times New Roman" w:cs="Times New Roman"/>
+          <w:sz w:val="24"/>
+          <w:szCs w:val="24"/>
+        </w:rPr>
         <w:t>2)</w:t>
       </w:r>
       <w:r>
         <w:rPr>
-          <w:rFonts w:ascii="Consolas" w:eastAsia="Times New Roman" w:hAnsi="Consolas" w:cs="Times New Roman"/>
+          <w:rFonts w:ascii="Times New Roman" w:eastAsia="Times New Roman" w:hAnsi="Times New Roman" w:cs="Times New Roman"/>
           <w:color w:val="569CD6"/>
           <w:kern w:val="0"/>
-          <w:sz w:val="21"/>
-          <w:szCs w:val="21"/>
           <w:lang w:eastAsia="en-IN"/>
           <w14:ligatures w14:val="none"/>
         </w:rPr>
         <w:t xml:space="preserve"> </w:t>
       </w:r>
-    </w:p>
-    <w:p>
-      <w:pPr>
-        <w:ind w:left="396"/>
-        <w:rPr>
-          <w:rFonts w:ascii="Consolas" w:eastAsia="Times New Roman" w:hAnsi="Consolas" w:cs="Times New Roman"/>
-          <w:color w:val="569CD6"/>
-          <w:kern w:val="0"/>
-          <w:sz w:val="21"/>
-          <w:szCs w:val="21"/>
-          <w:lang w:eastAsia="en-IN"/>
-          <w14:ligatures w14:val="none"/>
-        </w:rPr>
-      </w:pPr>
-    </w:p>
-    <w:p>
-      <w:pPr>
-        <w:ind w:left="396"/>
-      </w:pPr>
-      <w:r>
-        <w:t xml:space="preserve">import </w:t>
-      </w:r>
-      <w:proofErr w:type="spellStart"/>
-      <w:r>
-        <w:t>java.util</w:t>
-      </w:r>
-      <w:proofErr w:type="spellEnd"/>
-      <w:r>
-        <w:t>.*;</w:t>
-      </w:r>
-    </w:p>
-    <w:p>
-      <w:pPr>
-        <w:ind w:left="396"/>
-      </w:pPr>
-      <w:r>
-        <w:t xml:space="preserve">import </w:t>
+      <w:r>
+        <w:rPr>
+          <w:rFonts w:ascii="Times New Roman" w:eastAsia="Times New Roman" w:hAnsi="Times New Roman" w:cs="Times New Roman"/>
+          <w:kern w:val="0"/>
+          <w:sz w:val="28"/>
+          <w:szCs w:val="28"/>
+          <w:lang w:eastAsia="en-IN"/>
+          <w14:ligatures w14:val="none"/>
+        </w:rPr>
+        <w:t xml:space="preserve">Develop a Java application to </w:t>
       </w:r>
       <w:proofErr w:type="spellStart"/>
       <w:proofErr w:type="gramStart"/>
       <w:r>
-        <w:t>java.util</w:t>
+        <w:rPr>
+          <w:rFonts w:ascii="Times New Roman" w:eastAsia="Times New Roman" w:hAnsi="Times New Roman" w:cs="Times New Roman"/>
+          <w:kern w:val="0"/>
+          <w:sz w:val="28"/>
+          <w:szCs w:val="28"/>
+          <w:lang w:eastAsia="en-IN"/>
+          <w14:ligatures w14:val="none"/>
+        </w:rPr>
+        <w:t>analyze</w:t>
+      </w:r>
+      <w:proofErr w:type="spellEnd"/>
+      <w:r>
+        <w:rPr>
+          <w:rFonts w:ascii="Times New Roman" w:eastAsia="Times New Roman" w:hAnsi="Times New Roman" w:cs="Times New Roman"/>
+          <w:kern w:val="0"/>
+          <w:sz w:val="28"/>
+          <w:szCs w:val="28"/>
+          <w:lang w:eastAsia="en-IN"/>
+          <w14:ligatures w14:val="none"/>
+        </w:rPr>
+        <w:t xml:space="preserve"> </w:t>
+      </w:r>
+      <w:r>
+        <w:rPr>
+          <w:rFonts w:ascii="Times New Roman" w:eastAsia="Times New Roman" w:hAnsi="Times New Roman" w:cs="Times New Roman"/>
+          <w:kern w:val="0"/>
+          <w:sz w:val="28"/>
+          <w:szCs w:val="28"/>
+          <w:lang w:eastAsia="en-IN"/>
+          <w14:ligatures w14:val="none"/>
+        </w:rPr>
+        <w:t xml:space="preserve"> e</w:t>
       </w:r>
       <w:proofErr w:type="gramEnd"/>
       <w:r>
-        <w:t>.stream</w:t>
+        <w:rPr>
+          <w:rFonts w:ascii="Times New Roman" w:eastAsia="Times New Roman" w:hAnsi="Times New Roman" w:cs="Times New Roman"/>
+          <w:kern w:val="0"/>
+          <w:sz w:val="28"/>
+          <w:szCs w:val="28"/>
+          <w:lang w:eastAsia="en-IN"/>
+          <w14:ligatures w14:val="none"/>
+        </w:rPr>
+        <w:t>-commerce sales data using:</w:t>
+      </w:r>
+    </w:p>
+    <w:p>
+      <w:pPr>
+        <w:numPr>
+          <w:ilvl w:val="0"/>
+          <w:numId w:val="4"/>
+        </w:numPr>
+        <w:spacing w:before="100" w:beforeAutospacing="1" w:after="100" w:afterAutospacing="1" w:line="240" w:lineRule="auto"/>
+        <w:rPr>
+          <w:rFonts w:ascii="Times New Roman" w:eastAsia="Times New Roman" w:hAnsi="Times New Roman" w:cs="Times New Roman"/>
+          <w:kern w:val="0"/>
+          <w:sz w:val="28"/>
+          <w:szCs w:val="28"/>
+          <w:lang w:eastAsia="en-IN"/>
+          <w14:ligatures w14:val="none"/>
+        </w:rPr>
+      </w:pPr>
+      <w:r>
+        <w:rPr>
+          <w:rFonts w:ascii="Times New Roman" w:eastAsia="Times New Roman" w:hAnsi="Times New Roman" w:cs="Times New Roman"/>
+          <w:kern w:val="0"/>
+          <w:sz w:val="28"/>
+          <w:szCs w:val="28"/>
+          <w:lang w:eastAsia="en-IN"/>
+          <w14:ligatures w14:val="none"/>
+        </w:rPr>
+        <w:t xml:space="preserve">Stream API </w:t>
+      </w:r>
+    </w:p>
+    <w:p>
+      <w:pPr>
+        <w:numPr>
+          <w:ilvl w:val="0"/>
+          <w:numId w:val="4"/>
+        </w:numPr>
+        <w:spacing w:before="100" w:beforeAutospacing="1" w:after="100" w:afterAutospacing="1" w:line="240" w:lineRule="auto"/>
+        <w:rPr>
+          <w:rFonts w:ascii="Times New Roman" w:eastAsia="Times New Roman" w:hAnsi="Times New Roman" w:cs="Times New Roman"/>
+          <w:kern w:val="0"/>
+          <w:sz w:val="28"/>
+          <w:szCs w:val="28"/>
+          <w:lang w:eastAsia="en-IN"/>
+          <w14:ligatures w14:val="none"/>
+        </w:rPr>
+      </w:pPr>
+      <w:r>
+        <w:rPr>
+          <w:rFonts w:ascii="Times New Roman" w:eastAsia="Times New Roman" w:hAnsi="Times New Roman" w:cs="Times New Roman"/>
+          <w:kern w:val="0"/>
+          <w:sz w:val="28"/>
+          <w:szCs w:val="28"/>
+          <w:lang w:eastAsia="en-IN"/>
+          <w14:ligatures w14:val="none"/>
+        </w:rPr>
+        <w:t xml:space="preserve">Lambda Expressions </w:t>
+      </w:r>
+    </w:p>
+    <w:p>
+      <w:pPr>
+        <w:numPr>
+          <w:ilvl w:val="0"/>
+          <w:numId w:val="4"/>
+        </w:numPr>
+        <w:spacing w:before="100" w:beforeAutospacing="1" w:after="100" w:afterAutospacing="1" w:line="240" w:lineRule="auto"/>
+        <w:rPr>
+          <w:rFonts w:ascii="Times New Roman" w:eastAsia="Times New Roman" w:hAnsi="Times New Roman" w:cs="Times New Roman"/>
+          <w:kern w:val="0"/>
+          <w:sz w:val="28"/>
+          <w:szCs w:val="28"/>
+          <w:lang w:eastAsia="en-IN"/>
+          <w14:ligatures w14:val="none"/>
+        </w:rPr>
+      </w:pPr>
+      <w:r>
+        <w:rPr>
+          <w:rFonts w:ascii="Times New Roman" w:eastAsia="Times New Roman" w:hAnsi="Times New Roman" w:cs="Times New Roman"/>
+          <w:kern w:val="0"/>
+          <w:sz w:val="28"/>
+          <w:szCs w:val="28"/>
+          <w:lang w:eastAsia="en-IN"/>
+          <w14:ligatures w14:val="none"/>
+        </w:rPr>
+        <w:t xml:space="preserve">Collectors </w:t>
+      </w:r>
+    </w:p>
+    <w:p>
+      <w:pPr>
+        <w:numPr>
+          <w:ilvl w:val="0"/>
+          <w:numId w:val="4"/>
+        </w:numPr>
+        <w:spacing w:before="100" w:beforeAutospacing="1" w:after="100" w:afterAutospacing="1" w:line="240" w:lineRule="auto"/>
+        <w:rPr>
+          <w:rFonts w:ascii="Times New Roman" w:eastAsia="Times New Roman" w:hAnsi="Times New Roman" w:cs="Times New Roman"/>
+          <w:kern w:val="0"/>
+          <w:sz w:val="28"/>
+          <w:szCs w:val="28"/>
+          <w:lang w:eastAsia="en-IN"/>
+          <w14:ligatures w14:val="none"/>
+        </w:rPr>
+      </w:pPr>
+      <w:r>
+        <w:rPr>
+          <w:rFonts w:ascii="Times New Roman" w:eastAsia="Times New Roman" w:hAnsi="Times New Roman" w:cs="Times New Roman"/>
+          <w:kern w:val="0"/>
+          <w:sz w:val="28"/>
+          <w:szCs w:val="28"/>
+          <w:lang w:eastAsia="en-IN"/>
+          <w14:ligatures w14:val="none"/>
+        </w:rPr>
+        <w:t xml:space="preserve">Functional Programming </w:t>
+      </w:r>
+    </w:p>
+    <w:p>
+      <w:pPr>
+        <w:spacing w:before="100" w:beforeAutospacing="1" w:after="100" w:afterAutospacing="1" w:line="240" w:lineRule="auto"/>
+        <w:rPr>
+          <w:rFonts w:ascii="Times New Roman" w:eastAsia="Times New Roman" w:hAnsi="Times New Roman" w:cs="Times New Roman"/>
+          <w:kern w:val="0"/>
+          <w:sz w:val="28"/>
+          <w:szCs w:val="28"/>
+          <w:lang w:eastAsia="en-IN"/>
+          <w14:ligatures w14:val="none"/>
+        </w:rPr>
+      </w:pPr>
+      <w:r>
+        <w:rPr>
+          <w:rFonts w:ascii="Times New Roman" w:eastAsia="Times New Roman" w:hAnsi="Times New Roman" w:cs="Times New Roman"/>
+          <w:kern w:val="0"/>
+          <w:sz w:val="28"/>
+          <w:szCs w:val="28"/>
+          <w:lang w:eastAsia="en-IN"/>
+          <w14:ligatures w14:val="none"/>
+        </w:rPr>
+        <w:t>Create a class:</w:t>
+      </w:r>
+    </w:p>
+    <w:p>
+      <w:pPr>
+        <w:tabs>
+          <w:tab w:val="left" w:pos="916"/>
+          <w:tab w:val="left" w:pos="1832"/>
+          <w:tab w:val="left" w:pos="2748"/>
+          <w:tab w:val="left" w:pos="3664"/>
+          <w:tab w:val="left" w:pos="4580"/>
+          <w:tab w:val="left" w:pos="5496"/>
+          <w:tab w:val="left" w:pos="6412"/>
+          <w:tab w:val="left" w:pos="7328"/>
+          <w:tab w:val="left" w:pos="8244"/>
+          <w:tab w:val="left" w:pos="9160"/>
+          <w:tab w:val="left" w:pos="10076"/>
+          <w:tab w:val="left" w:pos="10992"/>
+          <w:tab w:val="left" w:pos="11908"/>
+          <w:tab w:val="left" w:pos="12824"/>
+          <w:tab w:val="left" w:pos="13740"/>
+          <w:tab w:val="left" w:pos="14656"/>
+        </w:tabs>
+        <w:spacing w:after="0" w:line="240" w:lineRule="auto"/>
+        <w:rPr>
+          <w:rFonts w:ascii="Times New Roman" w:eastAsia="Times New Roman" w:hAnsi="Times New Roman" w:cs="Times New Roman"/>
+          <w:kern w:val="0"/>
+          <w:lang w:eastAsia="en-IN"/>
+          <w14:ligatures w14:val="none"/>
+        </w:rPr>
+      </w:pPr>
+      <w:r>
+        <w:rPr>
+          <w:rFonts w:ascii="Times New Roman" w:eastAsia="Times New Roman" w:hAnsi="Times New Roman" w:cs="Times New Roman"/>
+          <w:kern w:val="0"/>
+          <w:lang w:eastAsia="en-IN"/>
+          <w14:ligatures w14:val="none"/>
+        </w:rPr>
+        <w:t xml:space="preserve">           </w:t>
+      </w:r>
+      <w:r>
+        <w:rPr>
+          <w:rFonts w:ascii="Times New Roman" w:eastAsia="Times New Roman" w:hAnsi="Times New Roman" w:cs="Times New Roman"/>
+          <w:kern w:val="0"/>
+          <w:lang w:eastAsia="en-IN"/>
+          <w14:ligatures w14:val="none"/>
+        </w:rPr>
+        <w:t>Product</w:t>
+      </w:r>
+    </w:p>
+    <w:p>
+      <w:pPr>
+        <w:spacing w:before="100" w:beforeAutospacing="1" w:after="100" w:afterAutospacing="1" w:line="240" w:lineRule="auto"/>
+        <w:rPr>
+          <w:rFonts w:ascii="Times New Roman" w:eastAsia="Times New Roman" w:hAnsi="Times New Roman" w:cs="Times New Roman"/>
+          <w:kern w:val="0"/>
+          <w:sz w:val="28"/>
+          <w:szCs w:val="28"/>
+          <w:lang w:eastAsia="en-IN"/>
+          <w14:ligatures w14:val="none"/>
+        </w:rPr>
+      </w:pPr>
+      <w:r>
+        <w:rPr>
+          <w:rFonts w:ascii="Times New Roman" w:eastAsia="Times New Roman" w:hAnsi="Times New Roman" w:cs="Times New Roman"/>
+          <w:kern w:val="0"/>
+          <w:sz w:val="28"/>
+          <w:szCs w:val="28"/>
+          <w:lang w:eastAsia="en-IN"/>
+          <w14:ligatures w14:val="none"/>
+        </w:rPr>
+        <w:t>with the following data members:</w:t>
+      </w:r>
+    </w:p>
+    <w:p>
+      <w:pPr>
+        <w:numPr>
+          <w:ilvl w:val="0"/>
+          <w:numId w:val="5"/>
+        </w:numPr>
+        <w:spacing w:before="100" w:beforeAutospacing="1" w:after="100" w:afterAutospacing="1" w:line="240" w:lineRule="auto"/>
+        <w:rPr>
+          <w:rFonts w:ascii="Times New Roman" w:eastAsia="Times New Roman" w:hAnsi="Times New Roman" w:cs="Times New Roman"/>
+          <w:kern w:val="0"/>
+          <w:sz w:val="28"/>
+          <w:szCs w:val="28"/>
+          <w:lang w:eastAsia="en-IN"/>
+          <w14:ligatures w14:val="none"/>
+        </w:rPr>
+      </w:pPr>
+      <w:r>
+        <w:rPr>
+          <w:rFonts w:ascii="Times New Roman" w:eastAsia="Times New Roman" w:hAnsi="Times New Roman" w:cs="Times New Roman"/>
+          <w:kern w:val="0"/>
+          <w:sz w:val="28"/>
+          <w:szCs w:val="28"/>
+          <w:lang w:eastAsia="en-IN"/>
+          <w14:ligatures w14:val="none"/>
+        </w:rPr>
+        <w:t xml:space="preserve">Product ID </w:t>
+      </w:r>
+    </w:p>
+    <w:p>
+      <w:pPr>
+        <w:numPr>
+          <w:ilvl w:val="0"/>
+          <w:numId w:val="5"/>
+        </w:numPr>
+        <w:spacing w:before="100" w:beforeAutospacing="1" w:after="100" w:afterAutospacing="1" w:line="240" w:lineRule="auto"/>
+        <w:rPr>
+          <w:rFonts w:ascii="Times New Roman" w:eastAsia="Times New Roman" w:hAnsi="Times New Roman" w:cs="Times New Roman"/>
+          <w:kern w:val="0"/>
+          <w:sz w:val="28"/>
+          <w:szCs w:val="28"/>
+          <w:lang w:eastAsia="en-IN"/>
+          <w14:ligatures w14:val="none"/>
+        </w:rPr>
+      </w:pPr>
+      <w:r>
+        <w:rPr>
+          <w:rFonts w:ascii="Times New Roman" w:eastAsia="Times New Roman" w:hAnsi="Times New Roman" w:cs="Times New Roman"/>
+          <w:kern w:val="0"/>
+          <w:sz w:val="28"/>
+          <w:szCs w:val="28"/>
+          <w:lang w:eastAsia="en-IN"/>
+          <w14:ligatures w14:val="none"/>
+        </w:rPr>
+        <w:t xml:space="preserve">Product Name </w:t>
+      </w:r>
+    </w:p>
+    <w:p>
+      <w:pPr>
+        <w:numPr>
+          <w:ilvl w:val="0"/>
+          <w:numId w:val="5"/>
+        </w:numPr>
+        <w:spacing w:before="100" w:beforeAutospacing="1" w:after="100" w:afterAutospacing="1" w:line="240" w:lineRule="auto"/>
+        <w:rPr>
+          <w:rFonts w:ascii="Times New Roman" w:eastAsia="Times New Roman" w:hAnsi="Times New Roman" w:cs="Times New Roman"/>
+          <w:kern w:val="0"/>
+          <w:sz w:val="28"/>
+          <w:szCs w:val="28"/>
+          <w:lang w:eastAsia="en-IN"/>
+          <w14:ligatures w14:val="none"/>
+        </w:rPr>
+      </w:pPr>
+      <w:r>
+        <w:rPr>
+          <w:rFonts w:ascii="Times New Roman" w:eastAsia="Times New Roman" w:hAnsi="Times New Roman" w:cs="Times New Roman"/>
+          <w:kern w:val="0"/>
+          <w:sz w:val="28"/>
+          <w:szCs w:val="28"/>
+          <w:lang w:eastAsia="en-IN"/>
+          <w14:ligatures w14:val="none"/>
+        </w:rPr>
+        <w:t xml:space="preserve">Category </w:t>
+      </w:r>
+    </w:p>
+    <w:p>
+      <w:pPr>
+        <w:numPr>
+          <w:ilvl w:val="0"/>
+          <w:numId w:val="5"/>
+        </w:numPr>
+        <w:spacing w:before="100" w:beforeAutospacing="1" w:after="100" w:afterAutospacing="1" w:line="240" w:lineRule="auto"/>
+        <w:rPr>
+          <w:rFonts w:ascii="Times New Roman" w:eastAsia="Times New Roman" w:hAnsi="Times New Roman" w:cs="Times New Roman"/>
+          <w:kern w:val="0"/>
+          <w:sz w:val="28"/>
+          <w:szCs w:val="28"/>
+          <w:lang w:eastAsia="en-IN"/>
+          <w14:ligatures w14:val="none"/>
+        </w:rPr>
+      </w:pPr>
+      <w:r>
+        <w:rPr>
+          <w:rFonts w:ascii="Times New Roman" w:eastAsia="Times New Roman" w:hAnsi="Times New Roman" w:cs="Times New Roman"/>
+          <w:kern w:val="0"/>
+          <w:sz w:val="28"/>
+          <w:szCs w:val="28"/>
+          <w:lang w:eastAsia="en-IN"/>
+          <w14:ligatures w14:val="none"/>
+        </w:rPr>
+        <w:t xml:space="preserve">Price </w:t>
+      </w:r>
+    </w:p>
+    <w:p>
+      <w:pPr>
+        <w:numPr>
+          <w:ilvl w:val="0"/>
+          <w:numId w:val="5"/>
+        </w:numPr>
+        <w:spacing w:before="100" w:beforeAutospacing="1" w:after="100" w:afterAutospacing="1" w:line="240" w:lineRule="auto"/>
+        <w:rPr>
+          <w:rFonts w:ascii="Times New Roman" w:eastAsia="Times New Roman" w:hAnsi="Times New Roman" w:cs="Times New Roman"/>
+          <w:kern w:val="0"/>
+          <w:sz w:val="28"/>
+          <w:szCs w:val="28"/>
+          <w:lang w:eastAsia="en-IN"/>
+          <w14:ligatures w14:val="none"/>
+        </w:rPr>
+      </w:pPr>
+      <w:r>
+        <w:rPr>
+          <w:rFonts w:ascii="Times New Roman" w:eastAsia="Times New Roman" w:hAnsi="Times New Roman" w:cs="Times New Roman"/>
+          <w:kern w:val="0"/>
+          <w:sz w:val="28"/>
+          <w:szCs w:val="28"/>
+          <w:lang w:eastAsia="en-IN"/>
+          <w14:ligatures w14:val="none"/>
+        </w:rPr>
+        <w:t xml:space="preserve">Quantity Sold </w:t>
+      </w:r>
+    </w:p>
+    <w:p>
+      <w:pPr>
+        <w:spacing w:before="100" w:beforeAutospacing="1" w:after="100" w:afterAutospacing="1" w:line="240" w:lineRule="auto"/>
+        <w:rPr>
+          <w:rFonts w:ascii="Times New Roman" w:eastAsia="Times New Roman" w:hAnsi="Times New Roman" w:cs="Times New Roman"/>
+          <w:kern w:val="0"/>
+          <w:sz w:val="28"/>
+          <w:szCs w:val="28"/>
+          <w:lang w:eastAsia="en-IN"/>
+          <w14:ligatures w14:val="none"/>
+        </w:rPr>
+      </w:pPr>
+      <w:r>
+        <w:rPr>
+          <w:rFonts w:ascii="Times New Roman" w:eastAsia="Times New Roman" w:hAnsi="Times New Roman" w:cs="Times New Roman"/>
+          <w:kern w:val="0"/>
+          <w:sz w:val="28"/>
+          <w:szCs w:val="28"/>
+          <w:lang w:eastAsia="en-IN"/>
+          <w14:ligatures w14:val="none"/>
+        </w:rPr>
+        <w:t>Store multiple product objects using:</w:t>
+      </w:r>
+    </w:p>
+    <w:p>
+      <w:pPr>
+        <w:tabs>
+          <w:tab w:val="left" w:pos="916"/>
+          <w:tab w:val="left" w:pos="1832"/>
+          <w:tab w:val="left" w:pos="2748"/>
+          <w:tab w:val="left" w:pos="3664"/>
+          <w:tab w:val="left" w:pos="4580"/>
+          <w:tab w:val="left" w:pos="5496"/>
+          <w:tab w:val="left" w:pos="6412"/>
+          <w:tab w:val="left" w:pos="7328"/>
+          <w:tab w:val="left" w:pos="8244"/>
+          <w:tab w:val="left" w:pos="9160"/>
+          <w:tab w:val="left" w:pos="10076"/>
+          <w:tab w:val="left" w:pos="10992"/>
+          <w:tab w:val="left" w:pos="11908"/>
+          <w:tab w:val="left" w:pos="12824"/>
+          <w:tab w:val="left" w:pos="13740"/>
+          <w:tab w:val="left" w:pos="14656"/>
+        </w:tabs>
+        <w:spacing w:after="0" w:line="240" w:lineRule="auto"/>
+        <w:rPr>
+          <w:rFonts w:ascii="Times New Roman" w:eastAsia="Times New Roman" w:hAnsi="Times New Roman" w:cs="Times New Roman"/>
+          <w:kern w:val="0"/>
+          <w:lang w:eastAsia="en-IN"/>
+          <w14:ligatures w14:val="none"/>
+        </w:rPr>
+      </w:pPr>
+      <w:r>
+        <w:rPr>
+          <w:rFonts w:ascii="Times New Roman" w:eastAsia="Times New Roman" w:hAnsi="Times New Roman" w:cs="Times New Roman"/>
+          <w:kern w:val="0"/>
+          <w:lang w:eastAsia="en-IN"/>
+          <w14:ligatures w14:val="none"/>
+        </w:rPr>
+        <w:t xml:space="preserve">     </w:t>
+      </w:r>
+      <w:proofErr w:type="spellStart"/>
+      <w:r>
+        <w:rPr>
+          <w:rFonts w:ascii="Times New Roman" w:eastAsia="Times New Roman" w:hAnsi="Times New Roman" w:cs="Times New Roman"/>
+          <w:kern w:val="0"/>
+          <w:lang w:eastAsia="en-IN"/>
+          <w14:ligatures w14:val="none"/>
+        </w:rPr>
+        <w:t>ArrayList</w:t>
       </w:r>
       <w:proofErr w:type="spellEnd"/>
       <w:r>
-        <w:t>.*;</w:t>
+        <w:rPr>
+          <w:rFonts w:ascii="Times New Roman" w:eastAsia="Times New Roman" w:hAnsi="Times New Roman" w:cs="Times New Roman"/>
+          <w:kern w:val="0"/>
+          <w:lang w:eastAsia="en-IN"/>
+          <w14:ligatures w14:val="none"/>
+        </w:rPr>
+        <w:t>&lt;Product&gt;</w:t>
+      </w:r>
+    </w:p>
+    <w:p>
+      <w:pPr>
+        <w:spacing w:before="100" w:beforeAutospacing="1" w:after="100" w:afterAutospacing="1" w:line="240" w:lineRule="auto"/>
+        <w:rPr>
+          <w:rFonts w:ascii="Times New Roman" w:eastAsia="Times New Roman" w:hAnsi="Times New Roman" w:cs="Times New Roman"/>
+          <w:kern w:val="0"/>
+          <w:sz w:val="28"/>
+          <w:szCs w:val="28"/>
+          <w:lang w:eastAsia="en-IN"/>
+          <w14:ligatures w14:val="none"/>
+        </w:rPr>
+      </w:pPr>
+      <w:r>
+        <w:rPr>
+          <w:rFonts w:ascii="Times New Roman" w:eastAsia="Times New Roman" w:hAnsi="Times New Roman" w:cs="Times New Roman"/>
+          <w:kern w:val="0"/>
+          <w:sz w:val="28"/>
+          <w:szCs w:val="28"/>
+          <w:lang w:eastAsia="en-IN"/>
+          <w14:ligatures w14:val="none"/>
+        </w:rPr>
+        <w:t>and perform various analytics operations using Stream API.</w:t>
+      </w:r>
+    </w:p>
+    <w:p>
+      <w:pPr>
+        <w:spacing w:before="100" w:beforeAutospacing="1" w:after="100" w:afterAutospacing="1" w:line="240" w:lineRule="auto"/>
+        <w:rPr>
+          <w:rFonts w:ascii="Times New Roman" w:eastAsia="Times New Roman" w:hAnsi="Times New Roman" w:cs="Times New Roman"/>
+          <w:kern w:val="0"/>
+          <w:sz w:val="28"/>
+          <w:szCs w:val="28"/>
+          <w:lang w:eastAsia="en-IN"/>
+          <w14:ligatures w14:val="none"/>
+        </w:rPr>
+      </w:pPr>
+      <w:r>
+        <w:rPr>
+          <w:rFonts w:ascii="Times New Roman" w:eastAsia="Times New Roman" w:hAnsi="Times New Roman" w:cs="Times New Roman"/>
+          <w:kern w:val="0"/>
+          <w:sz w:val="28"/>
+          <w:szCs w:val="28"/>
+          <w:lang w:eastAsia="en-IN"/>
+          <w14:ligatures w14:val="none"/>
+        </w:rPr>
+        <w:t>Sample input data</w:t>
       </w:r>
     </w:p>
     <w:p>
       <w:pPr>
         <w:ind w:left="396"/>
-      </w:pPr>
-      <w:r>
-        <w:t xml:space="preserve">import </w:t>
+        <w:rPr>
+          <w:rFonts w:ascii="Times New Roman" w:eastAsia="Times New Roman" w:hAnsi="Times New Roman" w:cs="Times New Roman"/>
+          <w:kern w:val="0"/>
+          <w:sz w:val="28"/>
+          <w:szCs w:val="28"/>
+          <w:lang w:eastAsia="en-IN"/>
+          <w14:ligatures w14:val="none"/>
+        </w:rPr>
+      </w:pPr>
+      <w:r>
+        <w:rPr>
+          <w:rFonts w:ascii="Times New Roman" w:eastAsia="Times New Roman" w:hAnsi="Times New Roman" w:cs="Times New Roman"/>
+          <w:kern w:val="0"/>
+          <w:sz w:val="28"/>
+          <w:szCs w:val="28"/>
+          <w:lang w:eastAsia="en-IN"/>
+          <w14:ligatures w14:val="none"/>
+        </w:rPr>
+        <w:t> List&lt;Product&gt; products =</w:t>
+      </w:r>
+    </w:p>
+    <w:p>
+      <w:pPr>
+        <w:ind w:left="396"/>
+        <w:rPr>
+          <w:rFonts w:ascii="Times New Roman" w:eastAsia="Times New Roman" w:hAnsi="Times New Roman" w:cs="Times New Roman"/>
+          <w:kern w:val="0"/>
+          <w:sz w:val="28"/>
+          <w:szCs w:val="28"/>
+          <w:lang w:eastAsia="en-IN"/>
+          <w14:ligatures w14:val="none"/>
+        </w:rPr>
+      </w:pPr>
+      <w:r>
+        <w:rPr>
+          <w:rFonts w:ascii="Times New Roman" w:eastAsia="Times New Roman" w:hAnsi="Times New Roman" w:cs="Times New Roman"/>
+          <w:kern w:val="0"/>
+          <w:sz w:val="28"/>
+          <w:szCs w:val="28"/>
+          <w:lang w:eastAsia="en-IN"/>
+          <w14:ligatures w14:val="none"/>
+        </w:rPr>
+        <w:t xml:space="preserve">                </w:t>
       </w:r>
       <w:proofErr w:type="spellStart"/>
+      <w:r>
+        <w:rPr>
+          <w:rFonts w:ascii="Times New Roman" w:eastAsia="Times New Roman" w:hAnsi="Times New Roman" w:cs="Times New Roman"/>
+          <w:kern w:val="0"/>
+          <w:sz w:val="28"/>
+          <w:szCs w:val="28"/>
+          <w:lang w:eastAsia="en-IN"/>
+          <w14:ligatures w14:val="none"/>
+        </w:rPr>
+        <w:t>Arrays.asList</w:t>
+      </w:r>
+      <w:proofErr w:type="spellEnd"/>
       <w:proofErr w:type="gramStart"/>
       <w:r>
-        <w:t>java.util</w:t>
+        <w:rPr>
+          <w:rFonts w:ascii="Times New Roman" w:eastAsia="Times New Roman" w:hAnsi="Times New Roman" w:cs="Times New Roman"/>
+          <w:kern w:val="0"/>
+          <w:sz w:val="28"/>
+          <w:szCs w:val="28"/>
+          <w:lang w:eastAsia="en-IN"/>
+          <w14:ligatures w14:val="none"/>
+        </w:rPr>
+        <w:t>(  new</w:t>
       </w:r>
       <w:proofErr w:type="gramEnd"/>
       <w:r>
-        <w:t>.function</w:t>
-      </w:r>
-      <w:proofErr w:type="spellEnd"/>
-      <w:r>
-        <w:t>.*;</w:t>
+        <w:rPr>
+          <w:rFonts w:ascii="Times New Roman" w:eastAsia="Times New Roman" w:hAnsi="Times New Roman" w:cs="Times New Roman"/>
+          <w:kern w:val="0"/>
+          <w:sz w:val="28"/>
+          <w:szCs w:val="28"/>
+          <w:lang w:eastAsia="en-IN"/>
+          <w14:ligatures w14:val="none"/>
+        </w:rPr>
+        <w:t xml:space="preserve"> </w:t>
+      </w:r>
+      <w:proofErr w:type="gramStart"/>
+      <w:r>
+        <w:rPr>
+          <w:rFonts w:ascii="Times New Roman" w:eastAsia="Times New Roman" w:hAnsi="Times New Roman" w:cs="Times New Roman"/>
+          <w:kern w:val="0"/>
+          <w:sz w:val="28"/>
+          <w:szCs w:val="28"/>
+          <w:lang w:eastAsia="en-IN"/>
+          <w14:ligatures w14:val="none"/>
+        </w:rPr>
+        <w:t>Product(</w:t>
+      </w:r>
+      <w:proofErr w:type="gramEnd"/>
+      <w:r>
+        <w:rPr>
+          <w:rFonts w:ascii="Times New Roman" w:eastAsia="Times New Roman" w:hAnsi="Times New Roman" w:cs="Times New Roman"/>
+          <w:kern w:val="0"/>
+          <w:sz w:val="28"/>
+          <w:szCs w:val="28"/>
+          <w:lang w:eastAsia="en-IN"/>
+          <w14:ligatures w14:val="none"/>
+        </w:rPr>
+        <w:t>101,"Laptop","Electronics", 75000, 5),</w:t>
       </w:r>
     </w:p>
     <w:p>
       <w:pPr>
         <w:ind w:left="396"/>
-      </w:pPr>
+        <w:rPr>
+          <w:rFonts w:ascii="Times New Roman" w:eastAsia="Times New Roman" w:hAnsi="Times New Roman" w:cs="Times New Roman"/>
+          <w:kern w:val="0"/>
+          <w:sz w:val="28"/>
+          <w:szCs w:val="28"/>
+          <w:lang w:eastAsia="en-IN"/>
+          <w14:ligatures w14:val="none"/>
+        </w:rPr>
+      </w:pPr>
+      <w:r>
+        <w:rPr>
+          <w:rFonts w:ascii="Times New Roman" w:eastAsia="Times New Roman" w:hAnsi="Times New Roman" w:cs="Times New Roman"/>
+          <w:kern w:val="0"/>
+          <w:sz w:val="28"/>
+          <w:szCs w:val="28"/>
+          <w:lang w:eastAsia="en-IN"/>
+          <w14:ligatures w14:val="none"/>
+        </w:rPr>
+        <w:lastRenderedPageBreak/>
+        <w:t>                 new Product(102,"Mobile","Electronics",30000,10),</w:t>
+      </w:r>
     </w:p>
     <w:p>
       <w:pPr>
         <w:ind w:left="396"/>
-      </w:pPr>
-      <w:r>
-        <w:t>class Product {</w:t>
+        <w:rPr>
+          <w:rFonts w:ascii="Times New Roman" w:eastAsia="Times New Roman" w:hAnsi="Times New Roman" w:cs="Times New Roman"/>
+          <w:kern w:val="0"/>
+          <w:sz w:val="28"/>
+          <w:szCs w:val="28"/>
+          <w:lang w:eastAsia="en-IN"/>
+          <w14:ligatures w14:val="none"/>
+        </w:rPr>
+      </w:pPr>
+      <w:r>
+        <w:rPr>
+          <w:rFonts w:ascii="Times New Roman" w:eastAsia="Times New Roman" w:hAnsi="Times New Roman" w:cs="Times New Roman"/>
+          <w:kern w:val="0"/>
+          <w:sz w:val="28"/>
+          <w:szCs w:val="28"/>
+          <w:lang w:eastAsia="en-IN"/>
+          <w14:ligatures w14:val="none"/>
+        </w:rPr>
+        <w:t>        new Product(103,"Shoes","Fashion",5000,7),</w:t>
       </w:r>
     </w:p>
     <w:p>
       <w:pPr>
         <w:ind w:left="396"/>
-      </w:pPr>
-      <w:r>
-        <w:t>    private String name;</w:t>
+        <w:rPr>
+          <w:rFonts w:ascii="Times New Roman" w:eastAsia="Times New Roman" w:hAnsi="Times New Roman" w:cs="Times New Roman"/>
+          <w:kern w:val="0"/>
+          <w:sz w:val="28"/>
+          <w:szCs w:val="28"/>
+          <w:lang w:eastAsia="en-IN"/>
+          <w14:ligatures w14:val="none"/>
+        </w:rPr>
+      </w:pPr>
+      <w:r>
+        <w:rPr>
+          <w:rFonts w:ascii="Times New Roman" w:eastAsia="Times New Roman" w:hAnsi="Times New Roman" w:cs="Times New Roman"/>
+          <w:kern w:val="0"/>
+          <w:sz w:val="28"/>
+          <w:szCs w:val="28"/>
+          <w:lang w:eastAsia="en-IN"/>
+          <w14:ligatures w14:val="none"/>
+        </w:rPr>
+        <w:t xml:space="preserve">  new </w:t>
+      </w:r>
+      <w:proofErr w:type="gramStart"/>
+      <w:r>
+        <w:rPr>
+          <w:rFonts w:ascii="Times New Roman" w:eastAsia="Times New Roman" w:hAnsi="Times New Roman" w:cs="Times New Roman"/>
+          <w:kern w:val="0"/>
+          <w:sz w:val="28"/>
+          <w:szCs w:val="28"/>
+          <w:lang w:eastAsia="en-IN"/>
+          <w14:ligatures w14:val="none"/>
+        </w:rPr>
+        <w:t>Product( 104</w:t>
+      </w:r>
+      <w:proofErr w:type="gramEnd"/>
+      <w:r>
+        <w:rPr>
+          <w:rFonts w:ascii="Times New Roman" w:eastAsia="Times New Roman" w:hAnsi="Times New Roman" w:cs="Times New Roman"/>
+          <w:kern w:val="0"/>
+          <w:sz w:val="28"/>
+          <w:szCs w:val="28"/>
+          <w:lang w:eastAsia="en-IN"/>
+          <w14:ligatures w14:val="none"/>
+        </w:rPr>
+        <w:t>, "Watch","Fashion",8000,4),</w:t>
       </w:r>
     </w:p>
     <w:p>
       <w:pPr>
         <w:ind w:left="396"/>
-      </w:pPr>
-      <w:r>
-        <w:t>    private double price;</w:t>
+        <w:rPr>
+          <w:rFonts w:ascii="Times New Roman" w:eastAsia="Times New Roman" w:hAnsi="Times New Roman" w:cs="Times New Roman"/>
+          <w:kern w:val="0"/>
+          <w:sz w:val="28"/>
+          <w:szCs w:val="28"/>
+          <w:lang w:eastAsia="en-IN"/>
+          <w14:ligatures w14:val="none"/>
+        </w:rPr>
+      </w:pPr>
+      <w:r>
+        <w:rPr>
+          <w:rFonts w:ascii="Times New Roman" w:eastAsia="Times New Roman" w:hAnsi="Times New Roman" w:cs="Times New Roman"/>
+          <w:kern w:val="0"/>
+          <w:sz w:val="28"/>
+          <w:szCs w:val="28"/>
+          <w:lang w:eastAsia="en-IN"/>
+          <w14:ligatures w14:val="none"/>
+        </w:rPr>
+        <w:t xml:space="preserve">  new </w:t>
+      </w:r>
+      <w:proofErr w:type="gramStart"/>
+      <w:r>
+        <w:rPr>
+          <w:rFonts w:ascii="Times New Roman" w:eastAsia="Times New Roman" w:hAnsi="Times New Roman" w:cs="Times New Roman"/>
+          <w:kern w:val="0"/>
+          <w:sz w:val="28"/>
+          <w:szCs w:val="28"/>
+          <w:lang w:eastAsia="en-IN"/>
+          <w14:ligatures w14:val="none"/>
+        </w:rPr>
+        <w:t>Product( 105,  "</w:t>
+      </w:r>
+      <w:proofErr w:type="gramEnd"/>
+      <w:r>
+        <w:rPr>
+          <w:rFonts w:ascii="Times New Roman" w:eastAsia="Times New Roman" w:hAnsi="Times New Roman" w:cs="Times New Roman"/>
+          <w:kern w:val="0"/>
+          <w:sz w:val="28"/>
+          <w:szCs w:val="28"/>
+          <w:lang w:eastAsia="en-IN"/>
+          <w14:ligatures w14:val="none"/>
+        </w:rPr>
+        <w:t>Refrigerator", "Home Appliance", 45000,3));</w:t>
       </w:r>
     </w:p>
     <w:p>
       <w:pPr>
         <w:ind w:left="396"/>
-      </w:pPr>
-      <w:r>
-        <w:t>    private String category;</w:t>
-      </w:r>
-    </w:p>
-    <w:p>
-      <w:pPr>
-        <w:ind w:left="396"/>
-      </w:pPr>
-    </w:p>
-    <w:p>
-      <w:pPr>
-        <w:ind w:left="396"/>
-      </w:pPr>
-      <w:r>
-        <w:t xml:space="preserve">    public </w:t>
-      </w:r>
-      <w:proofErr w:type="gramStart"/>
-      <w:r>
-        <w:t>Product(</w:t>
-      </w:r>
-      <w:proofErr w:type="gramEnd"/>
-      <w:r>
-        <w:t>String name, double price, String category) {</w:t>
-      </w:r>
-    </w:p>
-    <w:p>
-      <w:pPr>
-        <w:ind w:left="396"/>
-      </w:pPr>
-      <w:r>
-        <w:t>        this.name = name;</w:t>
-      </w:r>
-    </w:p>
-    <w:p>
-      <w:pPr>
-        <w:ind w:left="396"/>
-      </w:pPr>
-      <w:r>
-        <w:t xml:space="preserve">        </w:t>
-      </w:r>
-      <w:proofErr w:type="spellStart"/>
-      <w:proofErr w:type="gramStart"/>
-      <w:r>
-        <w:t>this.price</w:t>
-      </w:r>
-      <w:proofErr w:type="spellEnd"/>
-      <w:proofErr w:type="gramEnd"/>
-      <w:r>
-        <w:t xml:space="preserve"> = price;</w:t>
-      </w:r>
-    </w:p>
-    <w:p>
-      <w:pPr>
-        <w:ind w:left="396"/>
-      </w:pPr>
-      <w:r>
-        <w:t xml:space="preserve">        </w:t>
-      </w:r>
-      <w:proofErr w:type="spellStart"/>
-      <w:proofErr w:type="gramStart"/>
-      <w:r>
-        <w:t>this.category</w:t>
-      </w:r>
-      <w:proofErr w:type="spellEnd"/>
-      <w:proofErr w:type="gramEnd"/>
-      <w:r>
-        <w:t xml:space="preserve"> = category;</w:t>
-      </w:r>
-    </w:p>
-    <w:p>
-      <w:pPr>
-        <w:ind w:left="396"/>
-      </w:pPr>
-      <w:r>
-        <w:t>    }</w:t>
-      </w:r>
-    </w:p>
-    <w:p>
-      <w:pPr>
-        <w:ind w:left="396"/>
-      </w:pPr>
-    </w:p>
-    <w:p>
-      <w:pPr>
-        <w:ind w:left="396"/>
-      </w:pPr>
-      <w:r>
-        <w:t xml:space="preserve">    public String </w:t>
-      </w:r>
-      <w:proofErr w:type="spellStart"/>
-      <w:proofErr w:type="gramStart"/>
-      <w:r>
-        <w:t>getName</w:t>
-      </w:r>
-      <w:proofErr w:type="spellEnd"/>
-      <w:r>
-        <w:t>(</w:t>
-      </w:r>
-      <w:proofErr w:type="gramEnd"/>
-      <w:r>
-        <w:t>) { return name; }</w:t>
-      </w:r>
-    </w:p>
-    <w:p>
-      <w:pPr>
-        <w:ind w:left="396"/>
-      </w:pPr>
-      <w:r>
-        <w:t xml:space="preserve">    public double </w:t>
-      </w:r>
-      <w:proofErr w:type="spellStart"/>
-      <w:proofErr w:type="gramStart"/>
-      <w:r>
-        <w:t>getPrice</w:t>
-      </w:r>
-      <w:proofErr w:type="spellEnd"/>
-      <w:r>
-        <w:t>(</w:t>
-      </w:r>
-      <w:proofErr w:type="gramEnd"/>
-      <w:r>
-        <w:t>) { return price; }</w:t>
-      </w:r>
-    </w:p>
-    <w:p>
-      <w:pPr>
-        <w:ind w:left="396"/>
-      </w:pPr>
-      <w:r>
-        <w:t xml:space="preserve">    public String </w:t>
-      </w:r>
-      <w:proofErr w:type="spellStart"/>
-      <w:proofErr w:type="gramStart"/>
-      <w:r>
-        <w:t>getCategory</w:t>
-      </w:r>
-      <w:proofErr w:type="spellEnd"/>
-      <w:r>
-        <w:t>(</w:t>
-      </w:r>
-      <w:proofErr w:type="gramEnd"/>
-      <w:r>
-        <w:t>) { return category; }</w:t>
-      </w:r>
-    </w:p>
-    <w:p>
-      <w:pPr>
-        <w:ind w:left="396"/>
-      </w:pPr>
-    </w:p>
-    <w:p>
-      <w:pPr>
-        <w:ind w:left="396"/>
-      </w:pPr>
-      <w:r>
-        <w:t>    @Override</w:t>
-      </w:r>
-    </w:p>
-    <w:p>
-      <w:pPr>
-        <w:ind w:left="396"/>
-      </w:pPr>
-      <w:r>
-        <w:t xml:space="preserve">    public String </w:t>
-      </w:r>
-      <w:proofErr w:type="spellStart"/>
-      <w:proofErr w:type="gramStart"/>
-      <w:r>
-        <w:t>toString</w:t>
-      </w:r>
-      <w:proofErr w:type="spellEnd"/>
-      <w:r>
-        <w:t>(</w:t>
-      </w:r>
-      <w:proofErr w:type="gramEnd"/>
-      <w:r>
-        <w:t>) {</w:t>
-      </w:r>
-    </w:p>
-    <w:p>
-      <w:pPr>
-        <w:ind w:left="396"/>
-      </w:pPr>
-      <w:r>
-        <w:lastRenderedPageBreak/>
-        <w:t>        return name + " - " + price + " (" + category + ")";</w:t>
-      </w:r>
-    </w:p>
-    <w:p>
-      <w:pPr>
-        <w:ind w:left="396"/>
-      </w:pPr>
-      <w:r>
-        <w:t>    }</w:t>
-      </w:r>
-    </w:p>
-    <w:p>
-      <w:pPr>
-        <w:ind w:left="396"/>
-      </w:pPr>
-      <w:r>
-        <w:t>}</w:t>
-      </w:r>
-    </w:p>
-    <w:p>
-      <w:pPr>
-        <w:ind w:left="396"/>
-      </w:pPr>
-    </w:p>
-    <w:p>
-      <w:pPr>
-        <w:ind w:left="396"/>
-      </w:pPr>
-      <w:r>
-        <w:t xml:space="preserve">public class </w:t>
-      </w:r>
-      <w:proofErr w:type="spellStart"/>
-      <w:r>
-        <w:t>ProductStreamExample</w:t>
-      </w:r>
-      <w:proofErr w:type="spellEnd"/>
-      <w:r>
-        <w:t xml:space="preserve"> {</w:t>
-      </w:r>
-    </w:p>
-    <w:p>
-      <w:pPr>
-        <w:ind w:left="396"/>
-      </w:pPr>
-      <w:r>
-        <w:t xml:space="preserve">    public static void </w:t>
-      </w:r>
-      <w:proofErr w:type="gramStart"/>
-      <w:r>
-        <w:t>main(</w:t>
-      </w:r>
-      <w:proofErr w:type="gramEnd"/>
-      <w:r>
-        <w:t xml:space="preserve">String[] </w:t>
-      </w:r>
-      <w:proofErr w:type="spellStart"/>
-      <w:r>
-        <w:t>args</w:t>
-      </w:r>
-      <w:proofErr w:type="spellEnd"/>
-      <w:r>
-        <w:t>) {</w:t>
-      </w:r>
-    </w:p>
-    <w:p>
-      <w:pPr>
-        <w:ind w:left="396"/>
-      </w:pPr>
-      <w:r>
-        <w:t xml:space="preserve">        List&lt;Product&gt; products = </w:t>
-      </w:r>
-      <w:proofErr w:type="spellStart"/>
-      <w:r>
-        <w:t>Arrays.asList</w:t>
-      </w:r>
-      <w:proofErr w:type="spellEnd"/>
-      <w:r>
-        <w:t>(</w:t>
-      </w:r>
-    </w:p>
-    <w:p>
-      <w:pPr>
-        <w:ind w:left="396"/>
-      </w:pPr>
-      <w:r>
-        <w:t xml:space="preserve">            new </w:t>
-      </w:r>
-      <w:proofErr w:type="gramStart"/>
-      <w:r>
-        <w:t>Product(</w:t>
-      </w:r>
-      <w:proofErr w:type="gramEnd"/>
-      <w:r>
-        <w:t>"Laptop", 1200.0, "Electronics"),</w:t>
-      </w:r>
-    </w:p>
-    <w:p>
-      <w:pPr>
-        <w:ind w:left="396"/>
-      </w:pPr>
-      <w:r>
-        <w:t xml:space="preserve">            new </w:t>
-      </w:r>
-      <w:proofErr w:type="gramStart"/>
-      <w:r>
-        <w:t>Product(</w:t>
-      </w:r>
-      <w:proofErr w:type="gramEnd"/>
-      <w:r>
-        <w:t>"Smartphone", 800.0, "Electronics"),</w:t>
-      </w:r>
-    </w:p>
-    <w:p>
-      <w:pPr>
-        <w:ind w:left="396"/>
-      </w:pPr>
-      <w:r>
-        <w:t xml:space="preserve">            new </w:t>
-      </w:r>
-      <w:proofErr w:type="gramStart"/>
-      <w:r>
-        <w:t>Product(</w:t>
-      </w:r>
-      <w:proofErr w:type="gramEnd"/>
-      <w:r>
-        <w:t>"Coffee", 5.0, "Groceries"),</w:t>
-      </w:r>
-    </w:p>
-    <w:p>
-      <w:pPr>
-        <w:ind w:left="396"/>
-      </w:pPr>
-      <w:r>
-        <w:t xml:space="preserve">            new </w:t>
-      </w:r>
-      <w:proofErr w:type="gramStart"/>
-      <w:r>
-        <w:t>Product(</w:t>
-      </w:r>
-      <w:proofErr w:type="gramEnd"/>
-      <w:r>
-        <w:t>"Notebook", 3.0, "Stationery"),</w:t>
-      </w:r>
-    </w:p>
-    <w:p>
-      <w:pPr>
-        <w:ind w:left="396"/>
-      </w:pPr>
-      <w:r>
-        <w:t xml:space="preserve">            new </w:t>
-      </w:r>
-      <w:proofErr w:type="gramStart"/>
-      <w:r>
-        <w:t>Product(</w:t>
-      </w:r>
-      <w:proofErr w:type="gramEnd"/>
-      <w:r>
-        <w:t>"Pen", 1.5, "Stationery"),</w:t>
-      </w:r>
-    </w:p>
-    <w:p>
-      <w:pPr>
-        <w:ind w:left="396"/>
-      </w:pPr>
-      <w:r>
-        <w:t xml:space="preserve">            new </w:t>
-      </w:r>
-      <w:proofErr w:type="gramStart"/>
-      <w:r>
-        <w:t>Product(</w:t>
-      </w:r>
-      <w:proofErr w:type="gramEnd"/>
-      <w:r>
-        <w:t>"Laptop", 1200.0, "Electronics")  // Duplicate product</w:t>
-      </w:r>
-    </w:p>
-    <w:p>
-      <w:pPr>
-        <w:ind w:left="396"/>
-      </w:pPr>
-      <w:r>
-        <w:t>        );</w:t>
-      </w:r>
+        <w:rPr>
+          <w:rFonts w:ascii="Times New Roman" w:eastAsia="Times New Roman" w:hAnsi="Times New Roman" w:cs="Times New Roman"/>
+          <w:color w:val="569CD6"/>
+          <w:kern w:val="0"/>
+          <w:lang w:eastAsia="en-IN"/>
+          <w14:ligatures w14:val="none"/>
+        </w:rPr>
+      </w:pPr>
     </w:p>
     <w:p>
       <w:pPr>
@@ -922,9 +1998,19 @@
           <w:ilvl w:val="0"/>
           <w:numId w:val="3"/>
         </w:numPr>
-      </w:pPr>
-      <w:r>
-        <w:t>DISTINCT: Remove duplicates based on name (by using Set)</w:t>
+        <w:rPr>
+          <w:rFonts w:ascii="Times New Roman" w:hAnsi="Times New Roman" w:cs="Times New Roman"/>
+          <w:sz w:val="24"/>
+          <w:szCs w:val="24"/>
+        </w:rPr>
+      </w:pPr>
+      <w:r>
+        <w:rPr>
+          <w:rFonts w:ascii="Times New Roman" w:hAnsi="Times New Roman" w:cs="Times New Roman"/>
+          <w:sz w:val="24"/>
+          <w:szCs w:val="24"/>
+        </w:rPr>
+        <w:t>Display All Products</w:t>
       </w:r>
     </w:p>
     <w:p>
@@ -934,9 +2020,74 @@
           <w:ilvl w:val="0"/>
           <w:numId w:val="3"/>
         </w:numPr>
-      </w:pPr>
-      <w:r>
-        <w:t>GROUPING BY category</w:t>
+        <w:spacing w:before="100" w:beforeAutospacing="1" w:after="100" w:afterAutospacing="1" w:line="240" w:lineRule="auto"/>
+        <w:rPr>
+          <w:rFonts w:ascii="Times New Roman" w:eastAsia="Times New Roman" w:hAnsi="Times New Roman" w:cs="Times New Roman"/>
+          <w:kern w:val="0"/>
+          <w:sz w:val="28"/>
+          <w:szCs w:val="28"/>
+          <w:lang w:eastAsia="en-IN"/>
+          <w14:ligatures w14:val="none"/>
+        </w:rPr>
+      </w:pPr>
+      <w:r>
+        <w:rPr>
+          <w:rFonts w:ascii="Times New Roman" w:eastAsia="Times New Roman" w:hAnsi="Times New Roman" w:cs="Times New Roman"/>
+          <w:kern w:val="0"/>
+          <w:sz w:val="24"/>
+          <w:szCs w:val="24"/>
+          <w:lang w:eastAsia="en-IN"/>
+          <w14:ligatures w14:val="none"/>
+        </w:rPr>
+        <w:t xml:space="preserve">Display products </w:t>
+      </w:r>
+      <w:proofErr w:type="spellStart"/>
+      <w:proofErr w:type="gramStart"/>
+      <w:r>
+        <w:rPr>
+          <w:rFonts w:ascii="Times New Roman" w:eastAsia="Times New Roman" w:hAnsi="Times New Roman" w:cs="Times New Roman"/>
+          <w:kern w:val="0"/>
+          <w:sz w:val="24"/>
+          <w:szCs w:val="24"/>
+          <w:lang w:eastAsia="en-IN"/>
+          <w14:ligatures w14:val="none"/>
+        </w:rPr>
+        <w:t>whose</w:t>
+      </w:r>
+      <w:r>
+        <w:rPr>
+          <w:rFonts w:ascii="Times New Roman" w:eastAsia="Times New Roman" w:hAnsi="Times New Roman" w:cs="Times New Roman"/>
+          <w:kern w:val="0"/>
+          <w:sz w:val="28"/>
+          <w:szCs w:val="28"/>
+          <w:lang w:eastAsia="en-IN"/>
+          <w14:ligatures w14:val="none"/>
+        </w:rPr>
+        <w:t>:</w:t>
+      </w:r>
+      <w:r>
+        <w:rPr>
+          <w:rFonts w:ascii="Times New Roman" w:eastAsia="Times New Roman" w:hAnsi="Times New Roman" w:cs="Times New Roman"/>
+          <w:kern w:val="0"/>
+          <w:sz w:val="24"/>
+          <w:szCs w:val="24"/>
+          <w:lang w:eastAsia="en-IN"/>
+          <w14:ligatures w14:val="none"/>
+        </w:rPr>
+        <w:t>price</w:t>
+      </w:r>
+      <w:proofErr w:type="spellEnd"/>
+      <w:proofErr w:type="gramEnd"/>
+      <w:r>
+        <w:rPr>
+          <w:rFonts w:ascii="Times New Roman" w:eastAsia="Times New Roman" w:hAnsi="Times New Roman" w:cs="Times New Roman"/>
+          <w:kern w:val="0"/>
+          <w:sz w:val="24"/>
+          <w:szCs w:val="24"/>
+          <w:lang w:eastAsia="en-IN"/>
+          <w14:ligatures w14:val="none"/>
+        </w:rPr>
+        <w:t xml:space="preserve"> is greater than 50000</w:t>
       </w:r>
     </w:p>
     <w:p>
@@ -946,9 +2097,47 @@
           <w:ilvl w:val="0"/>
           <w:numId w:val="3"/>
         </w:numPr>
-      </w:pPr>
-      <w:r>
-        <w:t>Most expensive product</w:t>
+        <w:rPr>
+          <w:rFonts w:ascii="Times New Roman" w:hAnsi="Times New Roman" w:cs="Times New Roman"/>
+          <w:sz w:val="24"/>
+          <w:szCs w:val="24"/>
+        </w:rPr>
+      </w:pPr>
+      <w:r>
+        <w:rPr>
+          <w:rFonts w:ascii="Times New Roman" w:hAnsi="Times New Roman" w:cs="Times New Roman"/>
+          <w:sz w:val="24"/>
+          <w:szCs w:val="24"/>
+        </w:rPr>
+        <w:t>Sort Products by Price</w:t>
+      </w:r>
+      <w:r>
+        <w:rPr>
+          <w:rFonts w:ascii="Times New Roman" w:hAnsi="Times New Roman" w:cs="Times New Roman"/>
+          <w:sz w:val="24"/>
+          <w:szCs w:val="24"/>
+        </w:rPr>
+        <w:t xml:space="preserve"> in ascending </w:t>
+      </w:r>
+      <w:proofErr w:type="spellStart"/>
+      <w:proofErr w:type="gramStart"/>
+      <w:r>
+        <w:rPr>
+          <w:rFonts w:ascii="Times New Roman" w:hAnsi="Times New Roman" w:cs="Times New Roman"/>
+          <w:sz w:val="24"/>
+          <w:szCs w:val="24"/>
+        </w:rPr>
+        <w:t>order,desending</w:t>
+      </w:r>
+      <w:proofErr w:type="spellEnd"/>
+      <w:proofErr w:type="gramEnd"/>
+      <w:r>
+        <w:rPr>
+          <w:rFonts w:ascii="Times New Roman" w:hAnsi="Times New Roman" w:cs="Times New Roman"/>
+          <w:sz w:val="24"/>
+          <w:szCs w:val="24"/>
+        </w:rPr>
+        <w:t xml:space="preserve"> order</w:t>
       </w:r>
     </w:p>
     <w:p>
@@ -958,9 +2147,19 @@
           <w:ilvl w:val="0"/>
           <w:numId w:val="3"/>
         </w:numPr>
-      </w:pPr>
-      <w:r>
-        <w:t>Cheapest product</w:t>
+        <w:rPr>
+          <w:rFonts w:ascii="Times New Roman" w:hAnsi="Times New Roman" w:cs="Times New Roman"/>
+          <w:sz w:val="24"/>
+          <w:szCs w:val="24"/>
+        </w:rPr>
+      </w:pPr>
+      <w:r>
+        <w:rPr>
+          <w:rFonts w:ascii="Times New Roman" w:hAnsi="Times New Roman" w:cs="Times New Roman"/>
+          <w:sz w:val="24"/>
+          <w:szCs w:val="24"/>
+        </w:rPr>
+        <w:t>Calculate Total Revenue</w:t>
       </w:r>
     </w:p>
     <w:p>
@@ -970,23 +2169,19 @@
           <w:ilvl w:val="0"/>
           <w:numId w:val="3"/>
         </w:numPr>
-      </w:pPr>
-      <w:proofErr w:type="gramStart"/>
-      <w:r>
-        <w:t xml:space="preserve">If </w:t>
-      </w:r>
-      <w:r>
-        <w:t xml:space="preserve"> any</w:t>
-      </w:r>
-      <w:proofErr w:type="gramEnd"/>
-      <w:r>
-        <w:t xml:space="preserve">  product  </w:t>
-      </w:r>
-      <w:r>
-        <w:t xml:space="preserve">is having  </w:t>
-      </w:r>
-      <w:r>
-        <w:t>price is less than 100</w:t>
+        <w:rPr>
+          <w:rFonts w:ascii="Times New Roman" w:hAnsi="Times New Roman" w:cs="Times New Roman"/>
+          <w:sz w:val="24"/>
+          <w:szCs w:val="24"/>
+        </w:rPr>
+      </w:pPr>
+      <w:r>
+        <w:rPr>
+          <w:rFonts w:ascii="Times New Roman" w:hAnsi="Times New Roman" w:cs="Times New Roman"/>
+          <w:sz w:val="24"/>
+          <w:szCs w:val="24"/>
+        </w:rPr>
+        <w:t>Find Most Expensive Product</w:t>
       </w:r>
     </w:p>
     <w:p>
@@ -996,53 +2191,362 @@
           <w:ilvl w:val="0"/>
           <w:numId w:val="3"/>
         </w:numPr>
+        <w:rPr>
+          <w:rFonts w:ascii="Times New Roman" w:hAnsi="Times New Roman" w:cs="Times New Roman"/>
+          <w:sz w:val="24"/>
+          <w:szCs w:val="24"/>
+        </w:rPr>
+      </w:pPr>
+      <w:r>
+        <w:rPr>
+          <w:rFonts w:ascii="Times New Roman" w:hAnsi="Times New Roman" w:cs="Times New Roman"/>
+          <w:sz w:val="24"/>
+          <w:szCs w:val="24"/>
+        </w:rPr>
+        <w:t>Find Cheapest Product</w:t>
+      </w:r>
+    </w:p>
+    <w:p>
+      <w:pPr>
+        <w:pStyle w:val="ListParagraph"/>
+        <w:numPr>
+          <w:ilvl w:val="0"/>
+          <w:numId w:val="3"/>
+        </w:numPr>
+        <w:rPr>
+          <w:rFonts w:ascii="Times New Roman" w:hAnsi="Times New Roman" w:cs="Times New Roman"/>
+          <w:sz w:val="24"/>
+          <w:szCs w:val="24"/>
+        </w:rPr>
+      </w:pPr>
+      <w:r>
+        <w:rPr>
+          <w:rFonts w:ascii="Times New Roman" w:hAnsi="Times New Roman" w:cs="Times New Roman"/>
+          <w:sz w:val="24"/>
+          <w:szCs w:val="24"/>
+        </w:rPr>
+        <w:t>DISTINCT: Remove duplicates based on name</w:t>
+      </w:r>
+    </w:p>
+    <w:p>
+      <w:pPr>
+        <w:pStyle w:val="ListParagraph"/>
+        <w:numPr>
+          <w:ilvl w:val="0"/>
+          <w:numId w:val="3"/>
+        </w:numPr>
+        <w:rPr>
+          <w:rFonts w:ascii="Times New Roman" w:hAnsi="Times New Roman" w:cs="Times New Roman"/>
+          <w:sz w:val="24"/>
+          <w:szCs w:val="24"/>
+        </w:rPr>
+      </w:pPr>
+      <w:r>
+        <w:rPr>
+          <w:rFonts w:ascii="Times New Roman" w:hAnsi="Times New Roman" w:cs="Times New Roman"/>
+          <w:sz w:val="24"/>
+          <w:szCs w:val="24"/>
+        </w:rPr>
+        <w:t>GROUPING BY category</w:t>
+      </w:r>
+    </w:p>
+    <w:p>
+      <w:pPr>
+        <w:pStyle w:val="ListParagraph"/>
+        <w:numPr>
+          <w:ilvl w:val="0"/>
+          <w:numId w:val="3"/>
+        </w:numPr>
+        <w:rPr>
+          <w:rFonts w:ascii="Times New Roman" w:hAnsi="Times New Roman" w:cs="Times New Roman"/>
+          <w:sz w:val="24"/>
+          <w:szCs w:val="24"/>
+        </w:rPr>
+      </w:pPr>
+      <w:r>
+        <w:rPr>
+          <w:rFonts w:ascii="Times New Roman" w:hAnsi="Times New Roman" w:cs="Times New Roman"/>
+          <w:sz w:val="24"/>
+          <w:szCs w:val="24"/>
+        </w:rPr>
+        <w:t>Count Products Category-wise</w:t>
+      </w:r>
+    </w:p>
+    <w:p>
+      <w:pPr>
+        <w:pStyle w:val="ListParagraph"/>
+        <w:numPr>
+          <w:ilvl w:val="0"/>
+          <w:numId w:val="3"/>
+        </w:numPr>
+        <w:rPr>
+          <w:rFonts w:ascii="Times New Roman" w:hAnsi="Times New Roman" w:cs="Times New Roman"/>
+          <w:sz w:val="24"/>
+          <w:szCs w:val="24"/>
+        </w:rPr>
+      </w:pPr>
+      <w:r>
+        <w:rPr>
+          <w:rFonts w:ascii="Times New Roman" w:hAnsi="Times New Roman" w:cs="Times New Roman"/>
+          <w:sz w:val="24"/>
+          <w:szCs w:val="24"/>
+        </w:rPr>
+        <w:t>Display products whose:</w:t>
+      </w:r>
+      <w:r>
+        <w:rPr>
+          <w:rFonts w:ascii="Times New Roman" w:hAnsi="Times New Roman" w:cs="Times New Roman"/>
+          <w:sz w:val="24"/>
+          <w:szCs w:val="24"/>
+        </w:rPr>
+        <w:t xml:space="preserve"> </w:t>
+      </w:r>
+      <w:r>
+        <w:rPr>
+          <w:rFonts w:ascii="Times New Roman" w:hAnsi="Times New Roman" w:cs="Times New Roman"/>
+          <w:sz w:val="24"/>
+          <w:szCs w:val="24"/>
+        </w:rPr>
+        <w:t>quantity sold is less than 5</w:t>
+      </w:r>
+    </w:p>
+    <w:p>
+      <w:pPr>
+        <w:pStyle w:val="ListParagraph"/>
+        <w:numPr>
+          <w:ilvl w:val="0"/>
+          <w:numId w:val="3"/>
+        </w:numPr>
+        <w:rPr>
+          <w:rFonts w:ascii="Times New Roman" w:hAnsi="Times New Roman" w:cs="Times New Roman"/>
+          <w:sz w:val="24"/>
+          <w:szCs w:val="24"/>
+        </w:rPr>
       </w:pPr>
       <w:proofErr w:type="gramStart"/>
       <w:r>
+        <w:rPr>
+          <w:rFonts w:ascii="Times New Roman" w:hAnsi="Times New Roman" w:cs="Times New Roman"/>
+          <w:sz w:val="24"/>
+          <w:szCs w:val="24"/>
+        </w:rPr>
+        <w:t xml:space="preserve">If </w:t>
+      </w:r>
+      <w:r>
+        <w:rPr>
+          <w:rFonts w:ascii="Times New Roman" w:hAnsi="Times New Roman" w:cs="Times New Roman"/>
+          <w:sz w:val="24"/>
+          <w:szCs w:val="24"/>
+        </w:rPr>
+        <w:t xml:space="preserve"> any</w:t>
+      </w:r>
+      <w:proofErr w:type="gramEnd"/>
+      <w:r>
+        <w:rPr>
+          <w:rFonts w:ascii="Times New Roman" w:hAnsi="Times New Roman" w:cs="Times New Roman"/>
+          <w:sz w:val="24"/>
+          <w:szCs w:val="24"/>
+        </w:rPr>
+        <w:t xml:space="preserve">  </w:t>
+      </w:r>
+      <w:proofErr w:type="gramStart"/>
+      <w:r>
+        <w:rPr>
+          <w:rFonts w:ascii="Times New Roman" w:hAnsi="Times New Roman" w:cs="Times New Roman"/>
+          <w:sz w:val="24"/>
+          <w:szCs w:val="24"/>
+        </w:rPr>
+        <w:t xml:space="preserve">product  </w:t>
+      </w:r>
+      <w:r>
+        <w:rPr>
+          <w:rFonts w:ascii="Times New Roman" w:hAnsi="Times New Roman" w:cs="Times New Roman"/>
+          <w:sz w:val="24"/>
+          <w:szCs w:val="24"/>
+        </w:rPr>
+        <w:t>is</w:t>
+      </w:r>
+      <w:proofErr w:type="gramEnd"/>
+      <w:r>
+        <w:rPr>
+          <w:rFonts w:ascii="Times New Roman" w:hAnsi="Times New Roman" w:cs="Times New Roman"/>
+          <w:sz w:val="24"/>
+          <w:szCs w:val="24"/>
+        </w:rPr>
+        <w:t xml:space="preserve"> </w:t>
+      </w:r>
+      <w:proofErr w:type="gramStart"/>
+      <w:r>
+        <w:rPr>
+          <w:rFonts w:ascii="Times New Roman" w:hAnsi="Times New Roman" w:cs="Times New Roman"/>
+          <w:sz w:val="24"/>
+          <w:szCs w:val="24"/>
+        </w:rPr>
+        <w:t xml:space="preserve">having  </w:t>
+      </w:r>
+      <w:r>
+        <w:rPr>
+          <w:rFonts w:ascii="Times New Roman" w:hAnsi="Times New Roman" w:cs="Times New Roman"/>
+          <w:sz w:val="24"/>
+          <w:szCs w:val="24"/>
+        </w:rPr>
+        <w:t>price</w:t>
+      </w:r>
+      <w:proofErr w:type="gramEnd"/>
+      <w:r>
+        <w:rPr>
+          <w:rFonts w:ascii="Times New Roman" w:hAnsi="Times New Roman" w:cs="Times New Roman"/>
+          <w:sz w:val="24"/>
+          <w:szCs w:val="24"/>
+        </w:rPr>
+        <w:t xml:space="preserve"> is less than 100</w:t>
+      </w:r>
+    </w:p>
+    <w:p>
+      <w:pPr>
+        <w:pStyle w:val="ListParagraph"/>
+        <w:numPr>
+          <w:ilvl w:val="0"/>
+          <w:numId w:val="3"/>
+        </w:numPr>
+        <w:rPr>
+          <w:rFonts w:ascii="Times New Roman" w:hAnsi="Times New Roman" w:cs="Times New Roman"/>
+          <w:sz w:val="24"/>
+          <w:szCs w:val="24"/>
+        </w:rPr>
+      </w:pPr>
+      <w:proofErr w:type="gramStart"/>
+      <w:r>
+        <w:rPr>
+          <w:rFonts w:ascii="Times New Roman" w:hAnsi="Times New Roman" w:cs="Times New Roman"/>
+          <w:sz w:val="24"/>
+          <w:szCs w:val="24"/>
+        </w:rPr>
         <w:t>if</w:t>
       </w:r>
       <w:r>
-        <w:t xml:space="preserve">  a</w:t>
-      </w:r>
-      <w:r>
-        <w:t>ll</w:t>
+        <w:rPr>
+          <w:rFonts w:ascii="Times New Roman" w:hAnsi="Times New Roman" w:cs="Times New Roman"/>
+          <w:sz w:val="24"/>
+          <w:szCs w:val="24"/>
+        </w:rPr>
+        <w:t xml:space="preserve">  all</w:t>
       </w:r>
       <w:proofErr w:type="gramEnd"/>
       <w:r>
+        <w:rPr>
+          <w:rFonts w:ascii="Times New Roman" w:hAnsi="Times New Roman" w:cs="Times New Roman"/>
+          <w:sz w:val="24"/>
+          <w:szCs w:val="24"/>
+        </w:rPr>
         <w:t xml:space="preserve"> </w:t>
       </w:r>
-      <w:r>
+      <w:proofErr w:type="gramStart"/>
+      <w:r>
+        <w:rPr>
+          <w:rFonts w:ascii="Times New Roman" w:hAnsi="Times New Roman" w:cs="Times New Roman"/>
+          <w:sz w:val="24"/>
+          <w:szCs w:val="24"/>
+        </w:rPr>
         <w:t>Electronics</w:t>
       </w:r>
       <w:r>
-        <w:t xml:space="preserve">  product </w:t>
-      </w:r>
-      <w:r>
+        <w:rPr>
+          <w:rFonts w:ascii="Times New Roman" w:hAnsi="Times New Roman" w:cs="Times New Roman"/>
+          <w:sz w:val="24"/>
+          <w:szCs w:val="24"/>
+        </w:rPr>
+        <w:t xml:space="preserve">  product</w:t>
+      </w:r>
+      <w:proofErr w:type="gramEnd"/>
+      <w:r>
+        <w:rPr>
+          <w:rFonts w:ascii="Times New Roman" w:hAnsi="Times New Roman" w:cs="Times New Roman"/>
+          <w:sz w:val="24"/>
+          <w:szCs w:val="24"/>
+        </w:rPr>
+        <w:t xml:space="preserve"> </w:t>
+      </w:r>
+      <w:proofErr w:type="gramStart"/>
+      <w:r>
+        <w:rPr>
+          <w:rFonts w:ascii="Times New Roman" w:hAnsi="Times New Roman" w:cs="Times New Roman"/>
+          <w:sz w:val="24"/>
+          <w:szCs w:val="24"/>
+        </w:rPr>
         <w:t xml:space="preserve">having </w:t>
       </w:r>
       <w:r>
-        <w:t xml:space="preserve"> price </w:t>
-      </w:r>
-      <w:r>
-        <w:t>is greater than 100</w:t>
+        <w:rPr>
+          <w:rFonts w:ascii="Times New Roman" w:hAnsi="Times New Roman" w:cs="Times New Roman"/>
+          <w:sz w:val="24"/>
+          <w:szCs w:val="24"/>
+        </w:rPr>
+        <w:t xml:space="preserve"> price</w:t>
+      </w:r>
+      <w:proofErr w:type="gramEnd"/>
+      <w:r>
+        <w:rPr>
+          <w:rFonts w:ascii="Times New Roman" w:hAnsi="Times New Roman" w:cs="Times New Roman"/>
+          <w:sz w:val="24"/>
+          <w:szCs w:val="24"/>
+        </w:rPr>
+        <w:t xml:space="preserve"> is greater than 100</w:t>
       </w:r>
     </w:p>
     <w:p>
       <w:pPr>
         <w:ind w:left="396"/>
-      </w:pPr>
-    </w:p>
-    <w:p>
-      <w:r>
+        <w:rPr>
+          <w:rFonts w:ascii="Times New Roman" w:hAnsi="Times New Roman" w:cs="Times New Roman"/>
+          <w:sz w:val="24"/>
+          <w:szCs w:val="24"/>
+        </w:rPr>
+      </w:pPr>
+    </w:p>
+    <w:p>
+      <w:pPr>
+        <w:rPr>
+          <w:rFonts w:ascii="Times New Roman" w:hAnsi="Times New Roman" w:cs="Times New Roman"/>
+          <w:sz w:val="24"/>
+          <w:szCs w:val="24"/>
+        </w:rPr>
+      </w:pPr>
+      <w:r>
+        <w:rPr>
+          <w:rFonts w:ascii="Times New Roman" w:hAnsi="Times New Roman" w:cs="Times New Roman"/>
+          <w:sz w:val="24"/>
+          <w:szCs w:val="24"/>
+        </w:rPr>
         <w:t>       </w:t>
       </w:r>
     </w:p>
     <w:p>
-      <w:r>
+      <w:pPr>
+        <w:rPr>
+          <w:rFonts w:ascii="Times New Roman" w:hAnsi="Times New Roman" w:cs="Times New Roman"/>
+          <w:sz w:val="24"/>
+          <w:szCs w:val="24"/>
+        </w:rPr>
+      </w:pPr>
+      <w:r>
+        <w:rPr>
+          <w:rFonts w:ascii="Times New Roman" w:hAnsi="Times New Roman" w:cs="Times New Roman"/>
+          <w:sz w:val="24"/>
+          <w:szCs w:val="24"/>
+        </w:rPr>
         <w:t xml:space="preserve">    </w:t>
       </w:r>
     </w:p>
-    <w:p/>
+    <w:p>
+      <w:pPr>
+        <w:rPr>
+          <w:rFonts w:ascii="Times New Roman" w:hAnsi="Times New Roman" w:cs="Times New Roman"/>
+          <w:sz w:val="24"/>
+          <w:szCs w:val="24"/>
+        </w:rPr>
+      </w:pPr>
+    </w:p>
     <w:sectPr>
       <w:pgSz w:w="11906" w:h="16838"/>
       <w:pgMar w:top="1440" w:right="1440" w:bottom="1440" w:left="1440" w:header="708" w:footer="708" w:gutter="0"/>
@@ -1056,6 +2560,155 @@
 <file path=word/numbering.xml><?xml version="1.0" encoding="utf-8"?>
 <w:numbering xmlns:wpc="http://schemas.microsoft.com/office/word/2010/wordprocessingCanvas" xmlns:cx="http://schemas.microsoft.com/office/drawing/2014/chartex" xmlns:cx1="http://schemas.microsoft.com/office/drawing/2015/9/8/chartex" xmlns:cx2="http://schemas.microsoft.com/office/drawing/2015/10/21/chartex" xmlns:cx3="http://schemas.microsoft.com/office/drawing/2016/5/9/chartex" xmlns:cx4="http://schemas.microsoft.com/office/drawing/2016/5/10/chartex" xmlns:cx5="http://schemas.microsoft.com/office/drawing/2016/5/11/chartex" xmlns:cx6="http://schemas.microsoft.com/office/drawing/2016/5/12/chartex" xmlns:cx7="http://schemas.microsoft.com/office/drawing/2016/5/13/chartex" xmlns:cx8="http://schemas.microsoft.com/office/drawing/2016/5/14/chartex" xmlns:mc="http://schemas.openxmlformats.org/markup-compatibility/2006" xmlns:aink="http://schemas.microsoft.com/office/drawing/2016/ink" xmlns:am3d="http://schemas.microsoft.com/office/drawing/2017/model3d" xmlns:o="urn:schemas-microsoft-com:office:office" xmlns:oel="http://schemas.microsoft.com/office/2019/extlst" xmlns:r="http://schemas.openxmlformats.org/officeDocument/2006/relationships" xmlns:m="http://schemas.openxmlformats.org/officeDocument/2006/math" xmlns:v="urn:schemas-microsoft-com:vml" xmlns:wp14="http://schemas.microsoft.com/office/word/2010/wordprocessingDrawing" xmlns:wp="http://schemas.openxmlformats.org/drawingml/2006/wordprocessingDrawing" xmlns:w10="urn:schemas-microsoft-com:office:word" xmlns:w="http://schemas.openxmlformats.org/wordprocessingml/2006/main" xmlns:w14="http://schemas.microsoft.com/office/word/2010/wordml" xmlns:w15="http://schemas.microsoft.com/office/word/2012/wordml" xmlns:w16cex="http://schemas.microsoft.com/office/word/2018/wordml/cex" xmlns:w16cid="http://schemas.microsoft.com/office/word/2016/wordml/cid" xmlns:w16="http://schemas.microsoft.com/office/word/2018/wordml" xmlns:w16du="http://schemas.microsoft.com/office/word/2023/wordml/word16du" xmlns:w16sdtdh="http://schemas.microsoft.com/office/word/2020/wordml/sdtdatahash" xmlns:w16sdtfl="http://schemas.microsoft.com/office/word/2024/wordml/sdtformatlock" xmlns:w16se="http://schemas.microsoft.com/office/word/2015/wordml/symex" xmlns:wpg="http://schemas.microsoft.com/office/word/2010/wordprocessingGroup" xmlns:wpi="http://schemas.microsoft.com/office/word/2010/wordprocessingInk" xmlns:wne="http://schemas.microsoft.com/office/word/2006/wordml" xmlns:wps="http://schemas.microsoft.com/office/word/2010/wordprocessingShape" mc:Ignorable="w14 w15 w16se w16cid w16 w16cex w16sdtdh w16sdtfl w16du wp14">
   <w:abstractNum w:abstractNumId="0" w15:restartNumberingAfterBreak="0">
+    <w:nsid w:val="05925817"/>
+    <w:multiLevelType w:val="multilevel"/>
+    <w:tmpl w:val="48125076"/>
+    <w:lvl w:ilvl="0">
+      <w:start w:val="1"/>
+      <w:numFmt w:val="bullet"/>
+      <w:lvlText w:val=""/>
+      <w:lvlJc w:val="left"/>
+      <w:pPr>
+        <w:tabs>
+          <w:tab w:val="num" w:pos="720"/>
+        </w:tabs>
+        <w:ind w:left="720" w:hanging="360"/>
+      </w:pPr>
+      <w:rPr>
+        <w:rFonts w:ascii="Symbol" w:hAnsi="Symbol" w:hint="default"/>
+        <w:sz w:val="20"/>
+      </w:rPr>
+    </w:lvl>
+    <w:lvl w:ilvl="1" w:tentative="1">
+      <w:start w:val="1"/>
+      <w:numFmt w:val="bullet"/>
+      <w:lvlText w:val="o"/>
+      <w:lvlJc w:val="left"/>
+      <w:pPr>
+        <w:tabs>
+          <w:tab w:val="num" w:pos="1440"/>
+        </w:tabs>
+        <w:ind w:left="1440" w:hanging="360"/>
+      </w:pPr>
+      <w:rPr>
+        <w:rFonts w:ascii="Courier New" w:hAnsi="Courier New" w:hint="default"/>
+        <w:sz w:val="20"/>
+      </w:rPr>
+    </w:lvl>
+    <w:lvl w:ilvl="2" w:tentative="1">
+      <w:start w:val="1"/>
+      <w:numFmt w:val="bullet"/>
+      <w:lvlText w:val=""/>
+      <w:lvlJc w:val="left"/>
+      <w:pPr>
+        <w:tabs>
+          <w:tab w:val="num" w:pos="2160"/>
+        </w:tabs>
+        <w:ind w:left="2160" w:hanging="360"/>
+      </w:pPr>
+      <w:rPr>
+        <w:rFonts w:ascii="Wingdings" w:hAnsi="Wingdings" w:hint="default"/>
+        <w:sz w:val="20"/>
+      </w:rPr>
+    </w:lvl>
+    <w:lvl w:ilvl="3" w:tentative="1">
+      <w:start w:val="1"/>
+      <w:numFmt w:val="bullet"/>
+      <w:lvlText w:val=""/>
+      <w:lvlJc w:val="left"/>
+      <w:pPr>
+        <w:tabs>
+          <w:tab w:val="num" w:pos="2880"/>
+        </w:tabs>
+        <w:ind w:left="2880" w:hanging="360"/>
+      </w:pPr>
+      <w:rPr>
+        <w:rFonts w:ascii="Wingdings" w:hAnsi="Wingdings" w:hint="default"/>
+        <w:sz w:val="20"/>
+      </w:rPr>
+    </w:lvl>
+    <w:lvl w:ilvl="4" w:tentative="1">
+      <w:start w:val="1"/>
+      <w:numFmt w:val="bullet"/>
+      <w:lvlText w:val=""/>
+      <w:lvlJc w:val="left"/>
+      <w:pPr>
+        <w:tabs>
+          <w:tab w:val="num" w:pos="3600"/>
+        </w:tabs>
+        <w:ind w:left="3600" w:hanging="360"/>
+      </w:pPr>
+      <w:rPr>
+        <w:rFonts w:ascii="Wingdings" w:hAnsi="Wingdings" w:hint="default"/>
+        <w:sz w:val="20"/>
+      </w:rPr>
+    </w:lvl>
+    <w:lvl w:ilvl="5" w:tentative="1">
+      <w:start w:val="1"/>
+      <w:numFmt w:val="bullet"/>
+      <w:lvlText w:val=""/>
+      <w:lvlJc w:val="left"/>
+      <w:pPr>
+        <w:tabs>
+          <w:tab w:val="num" w:pos="4320"/>
+        </w:tabs>
+        <w:ind w:left="4320" w:hanging="360"/>
+      </w:pPr>
+      <w:rPr>
+        <w:rFonts w:ascii="Wingdings" w:hAnsi="Wingdings" w:hint="default"/>
+        <w:sz w:val="20"/>
+      </w:rPr>
+    </w:lvl>
+    <w:lvl w:ilvl="6" w:tentative="1">
+      <w:start w:val="1"/>
+      <w:numFmt w:val="bullet"/>
+      <w:lvlText w:val=""/>
+      <w:lvlJc w:val="left"/>
+      <w:pPr>
+        <w:tabs>
+          <w:tab w:val="num" w:pos="5040"/>
+        </w:tabs>
+        <w:ind w:left="5040" w:hanging="360"/>
+      </w:pPr>
+      <w:rPr>
+        <w:rFonts w:ascii="Wingdings" w:hAnsi="Wingdings" w:hint="default"/>
+        <w:sz w:val="20"/>
+      </w:rPr>
+    </w:lvl>
+    <w:lvl w:ilvl="7" w:tentative="1">
+      <w:start w:val="1"/>
+      <w:numFmt w:val="bullet"/>
+      <w:lvlText w:val=""/>
+      <w:lvlJc w:val="left"/>
+      <w:pPr>
+        <w:tabs>
+          <w:tab w:val="num" w:pos="5760"/>
+        </w:tabs>
+        <w:ind w:left="5760" w:hanging="360"/>
+      </w:pPr>
+      <w:rPr>
+        <w:rFonts w:ascii="Wingdings" w:hAnsi="Wingdings" w:hint="default"/>
+        <w:sz w:val="20"/>
+      </w:rPr>
+    </w:lvl>
+    <w:lvl w:ilvl="8" w:tentative="1">
+      <w:start w:val="1"/>
+      <w:numFmt w:val="bullet"/>
+      <w:lvlText w:val=""/>
+      <w:lvlJc w:val="left"/>
+      <w:pPr>
+        <w:tabs>
+          <w:tab w:val="num" w:pos="6480"/>
+        </w:tabs>
+        <w:ind w:left="6480" w:hanging="360"/>
+      </w:pPr>
+      <w:rPr>
+        <w:rFonts w:ascii="Wingdings" w:hAnsi="Wingdings" w:hint="default"/>
+        <w:sz w:val="20"/>
+      </w:rPr>
+    </w:lvl>
+  </w:abstractNum>
+  <w:abstractNum w:abstractNumId="1" w15:restartNumberingAfterBreak="0">
     <w:nsid w:val="358A1B4F"/>
     <w:multiLevelType w:val="hybridMultilevel"/>
     <w:tmpl w:val="9EDCC6F4"/>
@@ -1144,7 +2797,7 @@
       </w:pPr>
     </w:lvl>
   </w:abstractNum>
-  <w:abstractNum w:abstractNumId="1" w15:restartNumberingAfterBreak="0">
+  <w:abstractNum w:abstractNumId="2" w15:restartNumberingAfterBreak="0">
     <w:nsid w:val="4E48620F"/>
     <w:multiLevelType w:val="hybridMultilevel"/>
     <w:tmpl w:val="CE44B6D6"/>
@@ -1233,7 +2886,156 @@
       </w:pPr>
     </w:lvl>
   </w:abstractNum>
-  <w:abstractNum w:abstractNumId="2" w15:restartNumberingAfterBreak="0">
+  <w:abstractNum w:abstractNumId="3" w15:restartNumberingAfterBreak="0">
+    <w:nsid w:val="67C360DE"/>
+    <w:multiLevelType w:val="multilevel"/>
+    <w:tmpl w:val="C04E2880"/>
+    <w:lvl w:ilvl="0">
+      <w:start w:val="1"/>
+      <w:numFmt w:val="bullet"/>
+      <w:lvlText w:val=""/>
+      <w:lvlJc w:val="left"/>
+      <w:pPr>
+        <w:tabs>
+          <w:tab w:val="num" w:pos="720"/>
+        </w:tabs>
+        <w:ind w:left="720" w:hanging="360"/>
+      </w:pPr>
+      <w:rPr>
+        <w:rFonts w:ascii="Symbol" w:hAnsi="Symbol" w:hint="default"/>
+        <w:sz w:val="20"/>
+      </w:rPr>
+    </w:lvl>
+    <w:lvl w:ilvl="1" w:tentative="1">
+      <w:start w:val="1"/>
+      <w:numFmt w:val="bullet"/>
+      <w:lvlText w:val="o"/>
+      <w:lvlJc w:val="left"/>
+      <w:pPr>
+        <w:tabs>
+          <w:tab w:val="num" w:pos="1440"/>
+        </w:tabs>
+        <w:ind w:left="1440" w:hanging="360"/>
+      </w:pPr>
+      <w:rPr>
+        <w:rFonts w:ascii="Courier New" w:hAnsi="Courier New" w:hint="default"/>
+        <w:sz w:val="20"/>
+      </w:rPr>
+    </w:lvl>
+    <w:lvl w:ilvl="2" w:tentative="1">
+      <w:start w:val="1"/>
+      <w:numFmt w:val="bullet"/>
+      <w:lvlText w:val=""/>
+      <w:lvlJc w:val="left"/>
+      <w:pPr>
+        <w:tabs>
+          <w:tab w:val="num" w:pos="2160"/>
+        </w:tabs>
+        <w:ind w:left="2160" w:hanging="360"/>
+      </w:pPr>
+      <w:rPr>
+        <w:rFonts w:ascii="Wingdings" w:hAnsi="Wingdings" w:hint="default"/>
+        <w:sz w:val="20"/>
+      </w:rPr>
+    </w:lvl>
+    <w:lvl w:ilvl="3" w:tentative="1">
+      <w:start w:val="1"/>
+      <w:numFmt w:val="bullet"/>
+      <w:lvlText w:val=""/>
+      <w:lvlJc w:val="left"/>
+      <w:pPr>
+        <w:tabs>
+          <w:tab w:val="num" w:pos="2880"/>
+        </w:tabs>
+        <w:ind w:left="2880" w:hanging="360"/>
+      </w:pPr>
+      <w:rPr>
+        <w:rFonts w:ascii="Wingdings" w:hAnsi="Wingdings" w:hint="default"/>
+        <w:sz w:val="20"/>
+      </w:rPr>
+    </w:lvl>
+    <w:lvl w:ilvl="4" w:tentative="1">
+      <w:start w:val="1"/>
+      <w:numFmt w:val="bullet"/>
+      <w:lvlText w:val=""/>
+      <w:lvlJc w:val="left"/>
+      <w:pPr>
+        <w:tabs>
+          <w:tab w:val="num" w:pos="3600"/>
+        </w:tabs>
+        <w:ind w:left="3600" w:hanging="360"/>
+      </w:pPr>
+      <w:rPr>
+        <w:rFonts w:ascii="Wingdings" w:hAnsi="Wingdings" w:hint="default"/>
+        <w:sz w:val="20"/>
+      </w:rPr>
+    </w:lvl>
+    <w:lvl w:ilvl="5" w:tentative="1">
+      <w:start w:val="1"/>
+      <w:numFmt w:val="bullet"/>
+      <w:lvlText w:val=""/>
+      <w:lvlJc w:val="left"/>
+      <w:pPr>
+        <w:tabs>
+          <w:tab w:val="num" w:pos="4320"/>
+        </w:tabs>
+        <w:ind w:left="4320" w:hanging="360"/>
+      </w:pPr>
+      <w:rPr>
+        <w:rFonts w:ascii="Wingdings" w:hAnsi="Wingdings" w:hint="default"/>
+        <w:sz w:val="20"/>
+      </w:rPr>
+    </w:lvl>
+    <w:lvl w:ilvl="6" w:tentative="1">
+      <w:start w:val="1"/>
+      <w:numFmt w:val="bullet"/>
+      <w:lvlText w:val=""/>
+      <w:lvlJc w:val="left"/>
+      <w:pPr>
+        <w:tabs>
+          <w:tab w:val="num" w:pos="5040"/>
+        </w:tabs>
+        <w:ind w:left="5040" w:hanging="360"/>
+      </w:pPr>
+      <w:rPr>
+        <w:rFonts w:ascii="Wingdings" w:hAnsi="Wingdings" w:hint="default"/>
+        <w:sz w:val="20"/>
+      </w:rPr>
+    </w:lvl>
+    <w:lvl w:ilvl="7" w:tentative="1">
+      <w:start w:val="1"/>
+      <w:numFmt w:val="bullet"/>
+      <w:lvlText w:val=""/>
+      <w:lvlJc w:val="left"/>
+      <w:pPr>
+        <w:tabs>
+          <w:tab w:val="num" w:pos="5760"/>
+        </w:tabs>
+        <w:ind w:left="5760" w:hanging="360"/>
+      </w:pPr>
+      <w:rPr>
+        <w:rFonts w:ascii="Wingdings" w:hAnsi="Wingdings" w:hint="default"/>
+        <w:sz w:val="20"/>
+      </w:rPr>
+    </w:lvl>
+    <w:lvl w:ilvl="8" w:tentative="1">
+      <w:start w:val="1"/>
+      <w:numFmt w:val="bullet"/>
+      <w:lvlText w:val=""/>
+      <w:lvlJc w:val="left"/>
+      <w:pPr>
+        <w:tabs>
+          <w:tab w:val="num" w:pos="6480"/>
+        </w:tabs>
+        <w:ind w:left="6480" w:hanging="360"/>
+      </w:pPr>
+      <w:rPr>
+        <w:rFonts w:ascii="Wingdings" w:hAnsi="Wingdings" w:hint="default"/>
+        <w:sz w:val="20"/>
+      </w:rPr>
+    </w:lvl>
+  </w:abstractNum>
+  <w:abstractNum w:abstractNumId="4" w15:restartNumberingAfterBreak="0">
     <w:nsid w:val="7BA36254"/>
     <w:multiLevelType w:val="hybridMultilevel"/>
     <w:tmpl w:val="9EE2AA5E"/>
@@ -1323,13 +3125,19 @@
     </w:lvl>
   </w:abstractNum>
   <w:num w:numId="1" w16cid:durableId="1417287084">
+    <w:abstractNumId w:val="1"/>
+  </w:num>
+  <w:num w:numId="2" w16cid:durableId="970597246">
+    <w:abstractNumId w:val="4"/>
+  </w:num>
+  <w:num w:numId="3" w16cid:durableId="993996710">
+    <w:abstractNumId w:val="2"/>
+  </w:num>
+  <w:num w:numId="4" w16cid:durableId="726606932">
     <w:abstractNumId w:val="0"/>
   </w:num>
-  <w:num w:numId="2" w16cid:durableId="970597246">
-    <w:abstractNumId w:val="2"/>
-  </w:num>
-  <w:num w:numId="3" w16cid:durableId="993996710">
-    <w:abstractNumId w:val="1"/>
+  <w:num w:numId="5" w16cid:durableId="476262737">
+    <w:abstractNumId w:val="3"/>
   </w:num>
 </w:numbering>
 </file>
@@ -2250,6 +4058,92 @@
       <w:spacing w:val="5"/>
     </w:rPr>
   </w:style>
+  <w:style w:type="paragraph" w:styleId="NormalWeb">
+    <w:name w:val="Normal (Web)"/>
+    <w:basedOn w:val="Normal"/>
+    <w:uiPriority w:val="99"/>
+    <w:semiHidden/>
+    <w:unhideWhenUsed/>
+    <w:rsid w:val="007A1AB2"/>
+    <w:pPr>
+      <w:spacing w:before="100" w:beforeAutospacing="1" w:after="100" w:afterAutospacing="1" w:line="240" w:lineRule="auto"/>
+    </w:pPr>
+    <w:rPr>
+      <w:rFonts w:ascii="Times New Roman" w:eastAsia="Times New Roman" w:hAnsi="Times New Roman" w:cs="Times New Roman"/>
+      <w:kern w:val="0"/>
+      <w:sz w:val="24"/>
+      <w:szCs w:val="24"/>
+      <w:lang w:eastAsia="en-IN"/>
+      <w14:ligatures w14:val="none"/>
+    </w:rPr>
+  </w:style>
+  <w:style w:type="paragraph" w:styleId="HTMLPreformatted">
+    <w:name w:val="HTML Preformatted"/>
+    <w:basedOn w:val="Normal"/>
+    <w:link w:val="HTMLPreformattedChar"/>
+    <w:uiPriority w:val="99"/>
+    <w:semiHidden/>
+    <w:unhideWhenUsed/>
+    <w:rsid w:val="007A1AB2"/>
+    <w:pPr>
+      <w:tabs>
+        <w:tab w:val="left" w:pos="916"/>
+        <w:tab w:val="left" w:pos="1832"/>
+        <w:tab w:val="left" w:pos="2748"/>
+        <w:tab w:val="left" w:pos="3664"/>
+        <w:tab w:val="left" w:pos="4580"/>
+        <w:tab w:val="left" w:pos="5496"/>
+        <w:tab w:val="left" w:pos="6412"/>
+        <w:tab w:val="left" w:pos="7328"/>
+        <w:tab w:val="left" w:pos="8244"/>
+        <w:tab w:val="left" w:pos="9160"/>
+        <w:tab w:val="left" w:pos="10076"/>
+        <w:tab w:val="left" w:pos="10992"/>
+        <w:tab w:val="left" w:pos="11908"/>
+        <w:tab w:val="left" w:pos="12824"/>
+        <w:tab w:val="left" w:pos="13740"/>
+        <w:tab w:val="left" w:pos="14656"/>
+      </w:tabs>
+      <w:spacing w:after="0" w:line="240" w:lineRule="auto"/>
+    </w:pPr>
+    <w:rPr>
+      <w:rFonts w:ascii="Courier New" w:eastAsia="Times New Roman" w:hAnsi="Courier New" w:cs="Courier New"/>
+      <w:kern w:val="0"/>
+      <w:sz w:val="20"/>
+      <w:szCs w:val="20"/>
+      <w:lang w:eastAsia="en-IN"/>
+      <w14:ligatures w14:val="none"/>
+    </w:rPr>
+  </w:style>
+  <w:style w:type="character" w:customStyle="1" w:styleId="HTMLPreformattedChar">
+    <w:name w:val="HTML Preformatted Char"/>
+    <w:basedOn w:val="DefaultParagraphFont"/>
+    <w:link w:val="HTMLPreformatted"/>
+    <w:uiPriority w:val="99"/>
+    <w:semiHidden/>
+    <w:rsid w:val="007A1AB2"/>
+    <w:rPr>
+      <w:rFonts w:ascii="Courier New" w:eastAsia="Times New Roman" w:hAnsi="Courier New" w:cs="Courier New"/>
+      <w:kern w:val="0"/>
+      <w:sz w:val="20"/>
+      <w:szCs w:val="20"/>
+      <w:lang w:eastAsia="en-IN"/>
+      <w14:ligatures w14:val="none"/>
+    </w:rPr>
+  </w:style>
+  <w:style w:type="character" w:styleId="HTMLCode">
+    <w:name w:val="HTML Code"/>
+    <w:basedOn w:val="DefaultParagraphFont"/>
+    <w:uiPriority w:val="99"/>
+    <w:semiHidden/>
+    <w:unhideWhenUsed/>
+    <w:rsid w:val="007A1AB2"/>
+    <w:rPr>
+      <w:rFonts w:ascii="Courier New" w:eastAsia="Times New Roman" w:hAnsi="Courier New" w:cs="Courier New"/>
+      <w:sz w:val="20"/>
+      <w:szCs w:val="20"/>
+    </w:rPr>
+  </w:style>
 </w:styles>
 </file>
 
